--- a/documentation_30SecVer2.0.docx
+++ b/documentation_30SecVer2.0.docx
@@ -29,6 +29,46 @@
           <w:b/>
           <w:bCs/>
         </w:rPr>
+        <w:t>Name: Sanidhya dev gupta</w:t>
+      </w:r>
+    </w:p>
+    <w:p>
+      <w:pPr>
+        <w:rPr>
+          <w:b/>
+          <w:bCs/>
+        </w:rPr>
+      </w:pPr>
+      <w:r>
+        <w:rPr>
+          <w:b/>
+          <w:bCs/>
+        </w:rPr>
+        <w:t>Project link:</w:t>
+      </w:r>
+      <w:r>
+        <w:t xml:space="preserve"> </w:t>
+      </w:r>
+      <w:r>
+        <w:rPr>
+          <w:b/>
+          <w:bCs/>
+        </w:rPr>
+        <w:t>https://sanidhyadevgupta-bit.github.io/NID_P5JS_sanidhya_dev_gupta/assignment_5_ver2</w:t>
+      </w:r>
+    </w:p>
+    <w:p>
+      <w:pPr>
+        <w:rPr>
+          <w:b/>
+          <w:bCs/>
+        </w:rPr>
+      </w:pPr>
+      <w:r>
+        <w:rPr>
+          <w:b/>
+          <w:bCs/>
+        </w:rPr>
         <w:t>1. Project Overview</w:t>
       </w:r>
     </w:p>
@@ -95,7 +135,7 @@
     <w:p>
       <w:r>
         <w:pict w14:anchorId="143EE055">
-          <v:rect id="_x0000_i1127" style="width:0;height:1.5pt" o:hralign="center" o:hrstd="t" o:hr="t" fillcolor="#a0a0a0" stroked="f"/>
+          <v:rect id="_x0000_i1025" style="width:0;height:1.5pt" o:hralign="center" o:hrstd="t" o:hr="t" fillcolor="#a0a0a0" stroked="f"/>
         </w:pict>
       </w:r>
     </w:p>
@@ -152,7 +192,7 @@
     <w:p>
       <w:r>
         <w:pict w14:anchorId="4B30DDEB">
-          <v:rect id="_x0000_i1128" style="width:0;height:1.5pt" o:hralign="center" o:hrstd="t" o:hr="t" fillcolor="#a0a0a0" stroked="f"/>
+          <v:rect id="_x0000_i1026" style="width:0;height:1.5pt" o:hralign="center" o:hrstd="t" o:hr="t" fillcolor="#a0a0a0" stroked="f"/>
         </w:pict>
       </w:r>
     </w:p>
@@ -344,10 +384,12 @@
         <w:t>: only one block is active at a time to prevent multiple portal activations.</w:t>
       </w:r>
     </w:p>
+    <w:p/>
+    <w:p/>
     <w:p>
       <w:r>
         <w:pict w14:anchorId="2CBE4D53">
-          <v:rect id="_x0000_i1129" style="width:0;height:1.5pt" o:hralign="center" o:hrstd="t" o:hr="t" fillcolor="#a0a0a0" stroked="f"/>
+          <v:rect id="_x0000_i1027" style="width:0;height:1.5pt" o:hralign="center" o:hrstd="t" o:hr="t" fillcolor="#a0a0a0" stroked="f"/>
         </w:pict>
       </w:r>
     </w:p>
@@ -405,7 +447,6 @@
                 <w:b/>
                 <w:bCs/>
               </w:rPr>
-              <w:lastRenderedPageBreak/>
               <w:t>Problem</w:t>
             </w:r>
           </w:p>
@@ -782,7 +823,7 @@
     <w:p>
       <w:r>
         <w:pict w14:anchorId="1BA93189">
-          <v:rect id="_x0000_i1130" style="width:0;height:1.5pt" o:hralign="center" o:hrstd="t" o:hr="t" fillcolor="#a0a0a0" stroked="f"/>
+          <v:rect id="_x0000_i1028" style="width:0;height:1.5pt" o:hralign="center" o:hrstd="t" o:hr="t" fillcolor="#a0a0a0" stroked="f"/>
         </w:pict>
       </w:r>
     </w:p>
@@ -946,6 +987,7 @@
     </w:p>
     <w:p>
       <w:r>
+        <w:lastRenderedPageBreak/>
         <w:t xml:space="preserve">  </w:t>
       </w:r>
       <w:proofErr w:type="spellStart"/>
@@ -992,7 +1034,6 @@
         </w:numPr>
       </w:pPr>
       <w:r>
-        <w:lastRenderedPageBreak/>
         <w:t xml:space="preserve">x, y </w:t>
       </w:r>
       <w:proofErr w:type="gramStart"/>
@@ -1114,7 +1155,7 @@
     <w:p>
       <w:r>
         <w:pict w14:anchorId="44DE1A14">
-          <v:rect id="_x0000_i1131" style="width:0;height:1.5pt" o:hralign="center" o:hrstd="t" o:hr="t" fillcolor="#a0a0a0" stroked="f"/>
+          <v:rect id="_x0000_i1029" style="width:0;height:1.5pt" o:hralign="center" o:hrstd="t" o:hr="t" fillcolor="#a0a0a0" stroked="f"/>
         </w:pict>
       </w:r>
     </w:p>
@@ -1294,7 +1335,7 @@
     <w:p>
       <w:r>
         <w:pict w14:anchorId="179B4BC8">
-          <v:rect id="_x0000_i1132" style="width:0;height:1.5pt" o:hralign="center" o:hrstd="t" o:hr="t" fillcolor="#a0a0a0" stroked="f"/>
+          <v:rect id="_x0000_i1030" style="width:0;height:1.5pt" o:hralign="center" o:hrstd="t" o:hr="t" fillcolor="#a0a0a0" stroked="f"/>
         </w:pict>
       </w:r>
     </w:p>
@@ -1405,6 +1446,7 @@
         </w:numPr>
       </w:pPr>
       <w:r>
+        <w:lastRenderedPageBreak/>
         <w:t xml:space="preserve">x, y </w:t>
       </w:r>
       <w:proofErr w:type="gramStart"/>
@@ -1451,7 +1493,6 @@
         </w:numPr>
       </w:pPr>
       <w:r>
-        <w:lastRenderedPageBreak/>
         <w:t xml:space="preserve">Portal collision is </w:t>
       </w:r>
       <w:r>
@@ -1468,7 +1509,7 @@
     <w:p>
       <w:r>
         <w:pict w14:anchorId="3BB6FB51">
-          <v:rect id="_x0000_i1133" style="width:0;height:1.5pt" o:hralign="center" o:hrstd="t" o:hr="t" fillcolor="#a0a0a0" stroked="f"/>
+          <v:rect id="_x0000_i1031" style="width:0;height:1.5pt" o:hralign="center" o:hrstd="t" o:hr="t" fillcolor="#a0a0a0" stroked="f"/>
         </w:pict>
       </w:r>
     </w:p>
@@ -1614,7 +1655,7 @@
     <w:p>
       <w:r>
         <w:pict w14:anchorId="75D42D16">
-          <v:rect id="_x0000_i1134" style="width:0;height:1.5pt" o:hralign="center" o:hrstd="t" o:hr="t" fillcolor="#a0a0a0" stroked="f"/>
+          <v:rect id="_x0000_i1032" style="width:0;height:1.5pt" o:hralign="center" o:hrstd="t" o:hr="t" fillcolor="#a0a0a0" stroked="f"/>
         </w:pict>
       </w:r>
     </w:p>
@@ -1708,7 +1749,7 @@
     <w:p>
       <w:r>
         <w:pict w14:anchorId="67D29CF3">
-          <v:rect id="_x0000_i1135" style="width:0;height:1.5pt" o:hralign="center" o:hrstd="t" o:hr="t" fillcolor="#a0a0a0" stroked="f"/>
+          <v:rect id="_x0000_i1033" style="width:0;height:1.5pt" o:hralign="center" o:hrstd="t" o:hr="t" fillcolor="#a0a0a0" stroked="f"/>
         </w:pict>
       </w:r>
     </w:p>
@@ -1793,6 +1834,7 @@
           <w:b/>
           <w:bCs/>
         </w:rPr>
+        <w:lastRenderedPageBreak/>
         <w:t>Scene management</w:t>
       </w:r>
       <w:r>
@@ -1829,7 +1871,6 @@
           <w:b/>
           <w:bCs/>
         </w:rPr>
-        <w:lastRenderedPageBreak/>
         <w:t>Game feel</w:t>
       </w:r>
       <w:r>
@@ -1847,7 +1888,7 @@
     <w:p>
       <w:r>
         <w:pict w14:anchorId="15DC0F24">
-          <v:rect id="_x0000_i1136" style="width:0;height:1.5pt" o:hralign="center" o:hrstd="t" o:hr="t" fillcolor="#a0a0a0" stroked="f"/>
+          <v:rect id="_x0000_i1034" style="width:0;height:1.5pt" o:hralign="center" o:hrstd="t" o:hr="t" fillcolor="#a0a0a0" stroked="f"/>
         </w:pict>
       </w:r>
     </w:p>
@@ -1904,7 +1945,7 @@
     <w:p>
       <w:r>
         <w:pict w14:anchorId="363D8B08">
-          <v:rect id="_x0000_i1137" style="width:0;height:1.5pt" o:hralign="center" o:hrstd="t" o:hr="t" fillcolor="#a0a0a0" stroked="f"/>
+          <v:rect id="_x0000_i1035" style="width:0;height:1.5pt" o:hralign="center" o:hrstd="t" o:hr="t" fillcolor="#a0a0a0" stroked="f"/>
         </w:pict>
       </w:r>
     </w:p>
@@ -1930,965 +1971,964 @@
     <w:p/>
     <w:p>
       <w:r>
+        <w:pict w14:anchorId="720B7929">
+          <v:rect id="_x0000_i1036" style="width:0;height:1.5pt" o:hralign="center" o:hrstd="t" o:hr="t" fillcolor="#a0a0a0" stroked="f"/>
+        </w:pict>
+      </w:r>
+    </w:p>
+    <w:p>
+      <w:pPr>
+        <w:rPr>
+          <w:b/>
+          <w:bCs/>
+        </w:rPr>
+      </w:pPr>
+      <w:r>
+        <w:rPr>
+          <w:b/>
+          <w:bCs/>
+        </w:rPr>
+        <w:t>Code Reference – “Eras” Project</w:t>
+      </w:r>
+    </w:p>
+    <w:p>
+      <w:r>
+        <w:pict w14:anchorId="3D341022">
+          <v:rect id="_x0000_i1037" style="width:0;height:1.5pt" o:hralign="center" o:hrstd="t" o:hr="t" fillcolor="#a0a0a0" stroked="f"/>
+        </w:pict>
+      </w:r>
+    </w:p>
+    <w:p>
+      <w:pPr>
+        <w:rPr>
+          <w:b/>
+          <w:bCs/>
+        </w:rPr>
+      </w:pPr>
+      <w:r>
+        <w:rPr>
+          <w:b/>
+          <w:bCs/>
+        </w:rPr>
+        <w:t>1. Human Class</w:t>
+      </w:r>
+    </w:p>
+    <w:p>
+      <w:r>
+        <w:t>Handles human movement, animations, and collisions.</w:t>
+      </w:r>
+    </w:p>
+    <w:p>
+      <w:r>
+        <w:t>class Human {</w:t>
+      </w:r>
+    </w:p>
+    <w:p>
+      <w:r>
+        <w:t xml:space="preserve">  </w:t>
+      </w:r>
+      <w:proofErr w:type="gramStart"/>
+      <w:r>
+        <w:t>constructor(</w:t>
+      </w:r>
+      <w:proofErr w:type="gramEnd"/>
+      <w:r>
+        <w:t xml:space="preserve">x, y, </w:t>
+      </w:r>
+      <w:proofErr w:type="spellStart"/>
+      <w:r>
+        <w:t>idleSheet</w:t>
+      </w:r>
+      <w:proofErr w:type="spellEnd"/>
+      <w:r>
+        <w:t xml:space="preserve">, </w:t>
+      </w:r>
+      <w:proofErr w:type="spellStart"/>
+      <w:r>
+        <w:t>walkSheet</w:t>
+      </w:r>
+      <w:proofErr w:type="spellEnd"/>
+      <w:r>
+        <w:t xml:space="preserve">, </w:t>
+      </w:r>
+      <w:proofErr w:type="spellStart"/>
+      <w:r>
+        <w:t>frameCounts</w:t>
+      </w:r>
+      <w:proofErr w:type="spellEnd"/>
+      <w:r>
+        <w:t>) {</w:t>
+      </w:r>
+    </w:p>
+    <w:p>
+      <w:r>
+        <w:t xml:space="preserve">    </w:t>
+      </w:r>
+      <w:proofErr w:type="spellStart"/>
+      <w:r>
+        <w:t>this.x</w:t>
+      </w:r>
+      <w:proofErr w:type="spellEnd"/>
+      <w:r>
+        <w:t xml:space="preserve"> = </w:t>
+      </w:r>
+      <w:proofErr w:type="gramStart"/>
+      <w:r>
+        <w:t xml:space="preserve">x;   </w:t>
+      </w:r>
+      <w:proofErr w:type="gramEnd"/>
+      <w:r>
+        <w:t xml:space="preserve">                 // bottom-</w:t>
+      </w:r>
+      <w:proofErr w:type="spellStart"/>
+      <w:r>
+        <w:t>center</w:t>
+      </w:r>
+      <w:proofErr w:type="spellEnd"/>
+      <w:r>
+        <w:t xml:space="preserve"> X</w:t>
+      </w:r>
+    </w:p>
+    <w:p>
+      <w:r>
+        <w:t xml:space="preserve">    </w:t>
+      </w:r>
+      <w:proofErr w:type="spellStart"/>
+      <w:proofErr w:type="gramStart"/>
+      <w:r>
+        <w:t>this.y</w:t>
+      </w:r>
+      <w:proofErr w:type="spellEnd"/>
+      <w:proofErr w:type="gramEnd"/>
+      <w:r>
+        <w:t xml:space="preserve"> = </w:t>
+      </w:r>
+      <w:proofErr w:type="gramStart"/>
+      <w:r>
+        <w:t xml:space="preserve">y;   </w:t>
+      </w:r>
+      <w:proofErr w:type="gramEnd"/>
+      <w:r>
+        <w:t xml:space="preserve">                 // baseline Y</w:t>
+      </w:r>
+    </w:p>
+    <w:p>
+      <w:r>
+        <w:t xml:space="preserve">    </w:t>
+      </w:r>
+      <w:proofErr w:type="spellStart"/>
+      <w:proofErr w:type="gramStart"/>
+      <w:r>
+        <w:t>this.idleSheet</w:t>
+      </w:r>
+      <w:proofErr w:type="spellEnd"/>
+      <w:proofErr w:type="gramEnd"/>
+      <w:r>
+        <w:t xml:space="preserve"> = </w:t>
+      </w:r>
+      <w:proofErr w:type="spellStart"/>
+      <w:proofErr w:type="gramStart"/>
+      <w:r>
+        <w:t>idleSheet</w:t>
+      </w:r>
+      <w:proofErr w:type="spellEnd"/>
+      <w:r>
+        <w:t xml:space="preserve">;   </w:t>
+      </w:r>
+      <w:proofErr w:type="gramEnd"/>
+      <w:r>
+        <w:t xml:space="preserve"> // idle animation sprite sheet</w:t>
+      </w:r>
+    </w:p>
+    <w:p>
+      <w:r>
+        <w:t xml:space="preserve">    </w:t>
+      </w:r>
+      <w:proofErr w:type="spellStart"/>
+      <w:proofErr w:type="gramStart"/>
+      <w:r>
+        <w:t>this.walkSheet</w:t>
+      </w:r>
+      <w:proofErr w:type="spellEnd"/>
+      <w:proofErr w:type="gramEnd"/>
+      <w:r>
+        <w:t xml:space="preserve"> = </w:t>
+      </w:r>
+      <w:proofErr w:type="spellStart"/>
+      <w:proofErr w:type="gramStart"/>
+      <w:r>
+        <w:t>walkSheet</w:t>
+      </w:r>
+      <w:proofErr w:type="spellEnd"/>
+      <w:r>
+        <w:t xml:space="preserve">;   </w:t>
+      </w:r>
+      <w:proofErr w:type="gramEnd"/>
+      <w:r>
+        <w:t xml:space="preserve"> // walk animation sprite sheet</w:t>
+      </w:r>
+    </w:p>
+    <w:p>
+      <w:r>
+        <w:t xml:space="preserve">    </w:t>
+      </w:r>
+      <w:proofErr w:type="spellStart"/>
+      <w:proofErr w:type="gramStart"/>
+      <w:r>
+        <w:t>this.frameCounts</w:t>
+      </w:r>
+      <w:proofErr w:type="spellEnd"/>
+      <w:proofErr w:type="gramEnd"/>
+      <w:r>
+        <w:t xml:space="preserve"> = </w:t>
+      </w:r>
+      <w:proofErr w:type="spellStart"/>
+      <w:r>
+        <w:t>frameCounts</w:t>
+      </w:r>
+      <w:proofErr w:type="spellEnd"/>
+      <w:r>
+        <w:t>; // {idle:7, walk:10}</w:t>
+      </w:r>
+    </w:p>
+    <w:p/>
+    <w:p>
+      <w:r>
+        <w:t xml:space="preserve">    </w:t>
+      </w:r>
+      <w:proofErr w:type="spellStart"/>
+      <w:proofErr w:type="gramStart"/>
+      <w:r>
+        <w:t>this.frameIndex</w:t>
+      </w:r>
+      <w:proofErr w:type="spellEnd"/>
+      <w:proofErr w:type="gramEnd"/>
+      <w:r>
+        <w:t xml:space="preserve"> = 0;</w:t>
+      </w:r>
+    </w:p>
+    <w:p>
+      <w:r>
+        <w:t xml:space="preserve">    </w:t>
+      </w:r>
+      <w:proofErr w:type="spellStart"/>
+      <w:proofErr w:type="gramStart"/>
+      <w:r>
+        <w:t>this.frameCounter</w:t>
+      </w:r>
+      <w:proofErr w:type="spellEnd"/>
+      <w:proofErr w:type="gramEnd"/>
+      <w:r>
+        <w:t xml:space="preserve"> = 0;</w:t>
+      </w:r>
+    </w:p>
+    <w:p>
+      <w:r>
+        <w:t xml:space="preserve">    </w:t>
+      </w:r>
+      <w:proofErr w:type="spellStart"/>
+      <w:proofErr w:type="gramStart"/>
+      <w:r>
+        <w:t>this.currentAnim</w:t>
+      </w:r>
+      <w:proofErr w:type="spellEnd"/>
+      <w:proofErr w:type="gramEnd"/>
+      <w:r>
+        <w:t xml:space="preserve"> = "idle</w:t>
+      </w:r>
+      <w:proofErr w:type="gramStart"/>
+      <w:r>
+        <w:t xml:space="preserve">";   </w:t>
+      </w:r>
+      <w:proofErr w:type="gramEnd"/>
+      <w:r>
+        <w:t xml:space="preserve">  // "idle" or "walk"</w:t>
+      </w:r>
+    </w:p>
+    <w:p>
+      <w:r>
+        <w:t xml:space="preserve">    </w:t>
+      </w:r>
+      <w:proofErr w:type="spellStart"/>
+      <w:proofErr w:type="gramStart"/>
+      <w:r>
+        <w:t>this.facing</w:t>
+      </w:r>
+      <w:proofErr w:type="spellEnd"/>
+      <w:proofErr w:type="gramEnd"/>
+      <w:r>
+        <w:t xml:space="preserve"> = </w:t>
+      </w:r>
+      <w:proofErr w:type="gramStart"/>
+      <w:r>
+        <w:t xml:space="preserve">1;   </w:t>
+      </w:r>
+      <w:proofErr w:type="gramEnd"/>
+      <w:r>
+        <w:t xml:space="preserve">            // 1 = right, -1 = left</w:t>
+      </w:r>
+    </w:p>
+    <w:p/>
+    <w:p>
+      <w:r>
+        <w:t xml:space="preserve">    // Preserve aspect ratio based on sprite sheet</w:t>
+      </w:r>
+    </w:p>
+    <w:p>
+      <w:r>
+        <w:t xml:space="preserve">    let </w:t>
+      </w:r>
+      <w:proofErr w:type="spellStart"/>
+      <w:r>
+        <w:t>singleFrameWidth</w:t>
+      </w:r>
+      <w:proofErr w:type="spellEnd"/>
+      <w:r>
+        <w:t xml:space="preserve"> = </w:t>
+      </w:r>
+      <w:proofErr w:type="spellStart"/>
+      <w:r>
+        <w:t>idleSheet.width</w:t>
+      </w:r>
+      <w:proofErr w:type="spellEnd"/>
+      <w:r>
+        <w:t xml:space="preserve"> / </w:t>
+      </w:r>
+      <w:proofErr w:type="spellStart"/>
+      <w:r>
+        <w:t>frameCounts.idle</w:t>
+      </w:r>
+      <w:proofErr w:type="spellEnd"/>
+      <w:r>
+        <w:t>;</w:t>
+      </w:r>
+    </w:p>
+    <w:p>
+      <w:r>
+        <w:t xml:space="preserve">    let </w:t>
+      </w:r>
+      <w:proofErr w:type="spellStart"/>
+      <w:r>
+        <w:t>singleFrameHeight</w:t>
+      </w:r>
+      <w:proofErr w:type="spellEnd"/>
+      <w:r>
+        <w:t xml:space="preserve"> = </w:t>
+      </w:r>
+      <w:proofErr w:type="spellStart"/>
+      <w:r>
+        <w:t>idleSheet.height</w:t>
+      </w:r>
+      <w:proofErr w:type="spellEnd"/>
+      <w:r>
+        <w:t>;</w:t>
+      </w:r>
+    </w:p>
+    <w:p>
+      <w:r>
+        <w:t xml:space="preserve">    let </w:t>
+      </w:r>
+      <w:proofErr w:type="spellStart"/>
+      <w:r>
+        <w:t>desiredHeight</w:t>
+      </w:r>
+      <w:proofErr w:type="spellEnd"/>
+      <w:r>
+        <w:t xml:space="preserve"> = height * 0.25;</w:t>
+      </w:r>
+    </w:p>
+    <w:p>
+      <w:r>
+        <w:t xml:space="preserve">    </w:t>
+      </w:r>
+      <w:proofErr w:type="spellStart"/>
+      <w:proofErr w:type="gramStart"/>
+      <w:r>
+        <w:t>this.height</w:t>
+      </w:r>
+      <w:proofErr w:type="spellEnd"/>
+      <w:proofErr w:type="gramEnd"/>
+      <w:r>
+        <w:t xml:space="preserve"> = </w:t>
+      </w:r>
+      <w:proofErr w:type="spellStart"/>
+      <w:r>
+        <w:t>desiredHeight</w:t>
+      </w:r>
+      <w:proofErr w:type="spellEnd"/>
+      <w:r>
+        <w:t>;</w:t>
+      </w:r>
+    </w:p>
+    <w:p>
+      <w:r>
+        <w:t xml:space="preserve">    </w:t>
+      </w:r>
+      <w:proofErr w:type="spellStart"/>
+      <w:proofErr w:type="gramStart"/>
+      <w:r>
+        <w:t>this.width</w:t>
+      </w:r>
+      <w:proofErr w:type="spellEnd"/>
+      <w:proofErr w:type="gramEnd"/>
+      <w:r>
+        <w:t xml:space="preserve"> = </w:t>
+      </w:r>
+      <w:proofErr w:type="spellStart"/>
+      <w:r>
+        <w:t>desiredHeight</w:t>
+      </w:r>
+      <w:proofErr w:type="spellEnd"/>
+      <w:r>
+        <w:t xml:space="preserve"> * (</w:t>
+      </w:r>
+      <w:proofErr w:type="spellStart"/>
+      <w:r>
+        <w:t>singleFrameWidth</w:t>
+      </w:r>
+      <w:proofErr w:type="spellEnd"/>
+      <w:r>
+        <w:t xml:space="preserve"> / </w:t>
+      </w:r>
+      <w:proofErr w:type="spellStart"/>
+      <w:r>
+        <w:t>singleFrameHeight</w:t>
+      </w:r>
+      <w:proofErr w:type="spellEnd"/>
+      <w:r>
+        <w:t>);</w:t>
+      </w:r>
+    </w:p>
+    <w:p>
+      <w:r>
+        <w:t xml:space="preserve">  }</w:t>
+      </w:r>
+    </w:p>
+    <w:p/>
+    <w:p>
+      <w:r>
         <w:lastRenderedPageBreak/>
-        <w:pict w14:anchorId="720B7929">
-          <v:rect id="_x0000_i1138" style="width:0;height:1.5pt" o:hralign="center" o:hrstd="t" o:hr="t" fillcolor="#a0a0a0" stroked="f"/>
-        </w:pict>
-      </w:r>
-    </w:p>
-    <w:p>
-      <w:pPr>
-        <w:rPr>
-          <w:b/>
-          <w:bCs/>
-        </w:rPr>
-      </w:pPr>
-      <w:r>
-        <w:rPr>
-          <w:b/>
-          <w:bCs/>
-        </w:rPr>
-        <w:t>Code Reference – “Eras” Project</w:t>
-      </w:r>
-    </w:p>
-    <w:p>
-      <w:r>
-        <w:pict w14:anchorId="3D341022">
-          <v:rect id="_x0000_i1139" style="width:0;height:1.5pt" o:hralign="center" o:hrstd="t" o:hr="t" fillcolor="#a0a0a0" stroked="f"/>
-        </w:pict>
-      </w:r>
-    </w:p>
-    <w:p>
-      <w:pPr>
-        <w:rPr>
-          <w:b/>
-          <w:bCs/>
-        </w:rPr>
-      </w:pPr>
-      <w:r>
-        <w:rPr>
-          <w:b/>
-          <w:bCs/>
-        </w:rPr>
-        <w:t>1. Human Class</w:t>
-      </w:r>
-    </w:p>
-    <w:p>
-      <w:r>
-        <w:t>Handles human movement, animations, and collisions.</w:t>
-      </w:r>
-    </w:p>
-    <w:p>
-      <w:r>
-        <w:t>class Human {</w:t>
-      </w:r>
-    </w:p>
+        <w:t xml:space="preserve">  move(</w:t>
+      </w:r>
+      <w:proofErr w:type="spellStart"/>
+      <w:r>
+        <w:t>dir</w:t>
+      </w:r>
+      <w:proofErr w:type="spellEnd"/>
+      <w:r>
+        <w:t>) {</w:t>
+      </w:r>
+    </w:p>
+    <w:p>
+      <w:r>
+        <w:t xml:space="preserve">    if (</w:t>
+      </w:r>
+      <w:proofErr w:type="spellStart"/>
+      <w:proofErr w:type="gramStart"/>
+      <w:r>
+        <w:t>dir</w:t>
+      </w:r>
+      <w:proofErr w:type="spellEnd"/>
+      <w:r>
+        <w:t xml:space="preserve"> !</w:t>
+      </w:r>
+      <w:proofErr w:type="gramEnd"/>
+      <w:r>
+        <w:t>== 0) {</w:t>
+      </w:r>
+    </w:p>
+    <w:p>
+      <w:r>
+        <w:t xml:space="preserve">      </w:t>
+      </w:r>
+      <w:proofErr w:type="spellStart"/>
+      <w:proofErr w:type="gramStart"/>
+      <w:r>
+        <w:t>this.currentAnim</w:t>
+      </w:r>
+      <w:proofErr w:type="spellEnd"/>
+      <w:proofErr w:type="gramEnd"/>
+      <w:r>
+        <w:t xml:space="preserve"> = "walk";</w:t>
+      </w:r>
+    </w:p>
+    <w:p>
+      <w:r>
+        <w:t xml:space="preserve">      </w:t>
+      </w:r>
+      <w:proofErr w:type="spellStart"/>
+      <w:proofErr w:type="gramStart"/>
+      <w:r>
+        <w:t>this.facing</w:t>
+      </w:r>
+      <w:proofErr w:type="spellEnd"/>
+      <w:proofErr w:type="gramEnd"/>
+      <w:r>
+        <w:t xml:space="preserve"> = </w:t>
+      </w:r>
+      <w:proofErr w:type="spellStart"/>
+      <w:r>
+        <w:t>dir</w:t>
+      </w:r>
+      <w:proofErr w:type="spellEnd"/>
+      <w:r>
+        <w:t>;</w:t>
+      </w:r>
+    </w:p>
+    <w:p>
+      <w:r>
+        <w:t xml:space="preserve">      </w:t>
+      </w:r>
+      <w:proofErr w:type="spellStart"/>
+      <w:r>
+        <w:t>this.x</w:t>
+      </w:r>
+      <w:proofErr w:type="spellEnd"/>
+      <w:r>
+        <w:t xml:space="preserve"> += </w:t>
+      </w:r>
+      <w:proofErr w:type="spellStart"/>
+      <w:r>
+        <w:t>dir</w:t>
+      </w:r>
+      <w:proofErr w:type="spellEnd"/>
+      <w:r>
+        <w:t xml:space="preserve"> * </w:t>
+      </w:r>
+      <w:proofErr w:type="gramStart"/>
+      <w:r>
+        <w:t>10;  /</w:t>
+      </w:r>
+      <w:proofErr w:type="gramEnd"/>
+      <w:r>
+        <w:t>/ human speed</w:t>
+      </w:r>
+    </w:p>
+    <w:p>
+      <w:r>
+        <w:t xml:space="preserve">    } else {</w:t>
+      </w:r>
+    </w:p>
+    <w:p>
+      <w:r>
+        <w:t xml:space="preserve">      </w:t>
+      </w:r>
+      <w:proofErr w:type="spellStart"/>
+      <w:proofErr w:type="gramStart"/>
+      <w:r>
+        <w:t>this.currentAnim</w:t>
+      </w:r>
+      <w:proofErr w:type="spellEnd"/>
+      <w:proofErr w:type="gramEnd"/>
+      <w:r>
+        <w:t xml:space="preserve"> = "idle";</w:t>
+      </w:r>
+    </w:p>
+    <w:p>
+      <w:r>
+        <w:t xml:space="preserve">    }</w:t>
+      </w:r>
+    </w:p>
+    <w:p>
+      <w:r>
+        <w:t xml:space="preserve">  }</w:t>
+      </w:r>
+    </w:p>
+    <w:p/>
     <w:p>
       <w:r>
         <w:t xml:space="preserve">  </w:t>
       </w:r>
       <w:proofErr w:type="gramStart"/>
       <w:r>
-        <w:t>constructor(</w:t>
-      </w:r>
-      <w:proofErr w:type="gramEnd"/>
-      <w:r>
-        <w:t xml:space="preserve">x, y, </w:t>
-      </w:r>
-      <w:proofErr w:type="spellStart"/>
-      <w:r>
-        <w:t>idleSheet</w:t>
+        <w:t>update(</w:t>
+      </w:r>
+      <w:proofErr w:type="gramEnd"/>
+      <w:r>
+        <w:t>) {</w:t>
+      </w:r>
+    </w:p>
+    <w:p>
+      <w:r>
+        <w:t xml:space="preserve">    </w:t>
+      </w:r>
+      <w:proofErr w:type="spellStart"/>
+      <w:proofErr w:type="gramStart"/>
+      <w:r>
+        <w:t>this.frameCounter</w:t>
+      </w:r>
+      <w:proofErr w:type="spellEnd"/>
+      <w:proofErr w:type="gramEnd"/>
+      <w:r>
+        <w:t>++;</w:t>
+      </w:r>
+    </w:p>
+    <w:p>
+      <w:r>
+        <w:t xml:space="preserve">    if (</w:t>
+      </w:r>
+      <w:proofErr w:type="spellStart"/>
+      <w:proofErr w:type="gramStart"/>
+      <w:r>
+        <w:t>this.frameCounter</w:t>
+      </w:r>
+      <w:proofErr w:type="spellEnd"/>
+      <w:proofErr w:type="gramEnd"/>
+      <w:r>
+        <w:t xml:space="preserve"> % 5 === 0) {</w:t>
+      </w:r>
+    </w:p>
+    <w:p>
+      <w:r>
+        <w:t xml:space="preserve">      </w:t>
+      </w:r>
+      <w:proofErr w:type="spellStart"/>
+      <w:proofErr w:type="gramStart"/>
+      <w:r>
+        <w:t>this.frameCounter</w:t>
+      </w:r>
+      <w:proofErr w:type="spellEnd"/>
+      <w:proofErr w:type="gramEnd"/>
+      <w:r>
+        <w:t xml:space="preserve"> = 0;</w:t>
+      </w:r>
+    </w:p>
+    <w:p>
+      <w:r>
+        <w:t xml:space="preserve">      </w:t>
+      </w:r>
+      <w:proofErr w:type="spellStart"/>
+      <w:proofErr w:type="gramStart"/>
+      <w:r>
+        <w:t>this.frameIndex</w:t>
+      </w:r>
+      <w:proofErr w:type="spellEnd"/>
+      <w:proofErr w:type="gramEnd"/>
+      <w:r>
+        <w:t>++;</w:t>
+      </w:r>
+    </w:p>
+    <w:p>
+      <w:r>
+        <w:t xml:space="preserve">      let count = </w:t>
+      </w:r>
+      <w:proofErr w:type="spellStart"/>
+      <w:proofErr w:type="gramStart"/>
+      <w:r>
+        <w:t>this.currentAnim</w:t>
+      </w:r>
+      <w:proofErr w:type="spellEnd"/>
+      <w:proofErr w:type="gramEnd"/>
+      <w:r>
+        <w:t xml:space="preserve"> === "idle</w:t>
+      </w:r>
+      <w:proofErr w:type="gramStart"/>
+      <w:r>
+        <w:t>" ?</w:t>
+      </w:r>
+      <w:proofErr w:type="gramEnd"/>
+      <w:r>
+        <w:t xml:space="preserve"> </w:t>
+      </w:r>
+      <w:proofErr w:type="spellStart"/>
+      <w:proofErr w:type="gramStart"/>
+      <w:r>
+        <w:t>this.frameCounts.idle</w:t>
+      </w:r>
+      <w:proofErr w:type="spellEnd"/>
+      <w:proofErr w:type="gramEnd"/>
+      <w:r>
+        <w:t xml:space="preserve"> : </w:t>
+      </w:r>
+      <w:proofErr w:type="spellStart"/>
+      <w:proofErr w:type="gramStart"/>
+      <w:r>
+        <w:t>this.frameCounts.walk</w:t>
+      </w:r>
+      <w:proofErr w:type="spellEnd"/>
+      <w:proofErr w:type="gramEnd"/>
+      <w:r>
+        <w:t>;</w:t>
+      </w:r>
+    </w:p>
+    <w:p>
+      <w:r>
+        <w:t xml:space="preserve">      if (</w:t>
+      </w:r>
+      <w:proofErr w:type="spellStart"/>
+      <w:proofErr w:type="gramStart"/>
+      <w:r>
+        <w:t>this.frameIndex</w:t>
+      </w:r>
+      <w:proofErr w:type="spellEnd"/>
+      <w:proofErr w:type="gramEnd"/>
+      <w:r>
+        <w:t xml:space="preserve"> &gt;= count) </w:t>
+      </w:r>
+      <w:proofErr w:type="spellStart"/>
+      <w:proofErr w:type="gramStart"/>
+      <w:r>
+        <w:t>this.frameIndex</w:t>
+      </w:r>
+      <w:proofErr w:type="spellEnd"/>
+      <w:proofErr w:type="gramEnd"/>
+      <w:r>
+        <w:t xml:space="preserve"> = 0;</w:t>
+      </w:r>
+    </w:p>
+    <w:p>
+      <w:r>
+        <w:t xml:space="preserve">    }</w:t>
+      </w:r>
+    </w:p>
+    <w:p>
+      <w:r>
+        <w:t xml:space="preserve">  }</w:t>
+      </w:r>
+    </w:p>
+    <w:p/>
+    <w:p>
+      <w:r>
+        <w:t xml:space="preserve">  </w:t>
+      </w:r>
+      <w:proofErr w:type="gramStart"/>
+      <w:r>
+        <w:t>show(</w:t>
+      </w:r>
+      <w:proofErr w:type="gramEnd"/>
+      <w:r>
+        <w:t>) {</w:t>
+      </w:r>
+    </w:p>
+    <w:p>
+      <w:r>
+        <w:t xml:space="preserve">    let sheet = </w:t>
+      </w:r>
+      <w:proofErr w:type="spellStart"/>
+      <w:proofErr w:type="gramStart"/>
+      <w:r>
+        <w:t>this.currentAnim</w:t>
+      </w:r>
+      <w:proofErr w:type="spellEnd"/>
+      <w:proofErr w:type="gramEnd"/>
+      <w:r>
+        <w:t xml:space="preserve"> === "idle</w:t>
+      </w:r>
+      <w:proofErr w:type="gramStart"/>
+      <w:r>
+        <w:t>" ?</w:t>
+      </w:r>
+      <w:proofErr w:type="gramEnd"/>
+      <w:r>
+        <w:t xml:space="preserve"> </w:t>
+      </w:r>
+      <w:proofErr w:type="spellStart"/>
+      <w:proofErr w:type="gramStart"/>
+      <w:r>
+        <w:t>this.idleSheet</w:t>
+      </w:r>
+      <w:proofErr w:type="spellEnd"/>
+      <w:proofErr w:type="gramEnd"/>
+      <w:r>
+        <w:t xml:space="preserve"> : </w:t>
+      </w:r>
+      <w:proofErr w:type="spellStart"/>
+      <w:proofErr w:type="gramStart"/>
+      <w:r>
+        <w:t>this.walkSheet</w:t>
+      </w:r>
+      <w:proofErr w:type="spellEnd"/>
+      <w:proofErr w:type="gramEnd"/>
+      <w:r>
+        <w:t>;</w:t>
+      </w:r>
+    </w:p>
+    <w:p>
+      <w:r>
+        <w:t xml:space="preserve">    let </w:t>
+      </w:r>
+      <w:proofErr w:type="spellStart"/>
+      <w:r>
+        <w:t>frameCount</w:t>
+      </w:r>
+      <w:proofErr w:type="spellEnd"/>
+      <w:r>
+        <w:t xml:space="preserve"> = </w:t>
+      </w:r>
+      <w:proofErr w:type="spellStart"/>
+      <w:proofErr w:type="gramStart"/>
+      <w:r>
+        <w:t>this.currentAnim</w:t>
+      </w:r>
+      <w:proofErr w:type="spellEnd"/>
+      <w:proofErr w:type="gramEnd"/>
+      <w:r>
+        <w:t xml:space="preserve"> === "idle</w:t>
+      </w:r>
+      <w:proofErr w:type="gramStart"/>
+      <w:r>
+        <w:t>" ?</w:t>
+      </w:r>
+      <w:proofErr w:type="gramEnd"/>
+      <w:r>
+        <w:t xml:space="preserve"> </w:t>
+      </w:r>
+      <w:proofErr w:type="spellStart"/>
+      <w:proofErr w:type="gramStart"/>
+      <w:r>
+        <w:t>this.frameCounts.idle</w:t>
+      </w:r>
+      <w:proofErr w:type="spellEnd"/>
+      <w:proofErr w:type="gramEnd"/>
+      <w:r>
+        <w:t xml:space="preserve"> : </w:t>
+      </w:r>
+      <w:proofErr w:type="spellStart"/>
+      <w:proofErr w:type="gramStart"/>
+      <w:r>
+        <w:t>this.frameCounts.walk</w:t>
+      </w:r>
+      <w:proofErr w:type="spellEnd"/>
+      <w:proofErr w:type="gramEnd"/>
+      <w:r>
+        <w:t>;</w:t>
+      </w:r>
+    </w:p>
+    <w:p>
+      <w:r>
+        <w:t xml:space="preserve">    let </w:t>
+      </w:r>
+      <w:proofErr w:type="spellStart"/>
+      <w:r>
+        <w:t>frameW</w:t>
+      </w:r>
+      <w:proofErr w:type="spellEnd"/>
+      <w:r>
+        <w:t xml:space="preserve"> = </w:t>
+      </w:r>
+      <w:proofErr w:type="spellStart"/>
+      <w:proofErr w:type="gramStart"/>
+      <w:r>
+        <w:t>sheet.width</w:t>
+      </w:r>
+      <w:proofErr w:type="spellEnd"/>
+      <w:proofErr w:type="gramEnd"/>
+      <w:r>
+        <w:t xml:space="preserve"> / </w:t>
+      </w:r>
+      <w:proofErr w:type="spellStart"/>
+      <w:r>
+        <w:t>frameCount</w:t>
+      </w:r>
+      <w:proofErr w:type="spellEnd"/>
+      <w:r>
+        <w:t>;</w:t>
+      </w:r>
+    </w:p>
+    <w:p>
+      <w:r>
+        <w:t xml:space="preserve">    let </w:t>
+      </w:r>
+      <w:proofErr w:type="spellStart"/>
+      <w:r>
+        <w:t>sx</w:t>
+      </w:r>
+      <w:proofErr w:type="spellEnd"/>
+      <w:r>
+        <w:t xml:space="preserve"> = </w:t>
+      </w:r>
+      <w:proofErr w:type="spellStart"/>
+      <w:proofErr w:type="gramStart"/>
+      <w:r>
+        <w:t>this.frameIndex</w:t>
+      </w:r>
+      <w:proofErr w:type="spellEnd"/>
+      <w:proofErr w:type="gramEnd"/>
+      <w:r>
+        <w:t xml:space="preserve"> * </w:t>
+      </w:r>
+      <w:proofErr w:type="spellStart"/>
+      <w:r>
+        <w:t>frameW</w:t>
+      </w:r>
+      <w:proofErr w:type="spellEnd"/>
+      <w:r>
+        <w:t>;</w:t>
+      </w:r>
+    </w:p>
+    <w:p/>
+    <w:p>
+      <w:r>
+        <w:t xml:space="preserve">    </w:t>
+      </w:r>
+      <w:proofErr w:type="gramStart"/>
+      <w:r>
+        <w:t>push(</w:t>
+      </w:r>
+      <w:proofErr w:type="gramEnd"/>
+      <w:r>
+        <w:t>);</w:t>
+      </w:r>
+    </w:p>
+    <w:p>
+      <w:r>
+        <w:lastRenderedPageBreak/>
+        <w:t xml:space="preserve">    </w:t>
+      </w:r>
+      <w:proofErr w:type="gramStart"/>
+      <w:r>
+        <w:t>translate(</w:t>
+      </w:r>
+      <w:proofErr w:type="spellStart"/>
+      <w:proofErr w:type="gramEnd"/>
+      <w:r>
+        <w:t>this.x</w:t>
       </w:r>
       <w:proofErr w:type="spellEnd"/>
       <w:r>
         <w:t xml:space="preserve">, </w:t>
       </w:r>
       <w:proofErr w:type="spellStart"/>
-      <w:r>
-        <w:t>walkSheet</w:t>
-      </w:r>
-      <w:proofErr w:type="spellEnd"/>
-      <w:r>
-        <w:t xml:space="preserve">, </w:t>
-      </w:r>
-      <w:proofErr w:type="spellStart"/>
-      <w:r>
-        <w:t>frameCounts</w:t>
-      </w:r>
-      <w:proofErr w:type="spellEnd"/>
-      <w:r>
-        <w:t>) {</w:t>
+      <w:proofErr w:type="gramStart"/>
+      <w:r>
+        <w:t>this.y</w:t>
+      </w:r>
+      <w:proofErr w:type="spellEnd"/>
+      <w:proofErr w:type="gramEnd"/>
+      <w:r>
+        <w:t xml:space="preserve"> - </w:t>
+      </w:r>
+      <w:proofErr w:type="spellStart"/>
+      <w:proofErr w:type="gramStart"/>
+      <w:r>
+        <w:t>this.height</w:t>
+      </w:r>
+      <w:proofErr w:type="spellEnd"/>
+      <w:proofErr w:type="gramEnd"/>
+      <w:r>
+        <w:t xml:space="preserve"> / 2);</w:t>
       </w:r>
     </w:p>
     <w:p>
       <w:r>
         <w:t xml:space="preserve">    </w:t>
       </w:r>
-      <w:proofErr w:type="spellStart"/>
-      <w:r>
-        <w:t>this.x</w:t>
-      </w:r>
-      <w:proofErr w:type="spellEnd"/>
-      <w:r>
-        <w:t xml:space="preserve"> = </w:t>
-      </w:r>
-      <w:proofErr w:type="gramStart"/>
-      <w:r>
-        <w:t xml:space="preserve">x;   </w:t>
-      </w:r>
-      <w:proofErr w:type="gramEnd"/>
-      <w:r>
-        <w:t xml:space="preserve">                 // bottom-</w:t>
-      </w:r>
-      <w:proofErr w:type="spellStart"/>
-      <w:r>
-        <w:t>center</w:t>
-      </w:r>
-      <w:proofErr w:type="spellEnd"/>
-      <w:r>
-        <w:t xml:space="preserve"> X</w:t>
-      </w:r>
-    </w:p>
-    <w:p>
-      <w:r>
-        <w:t xml:space="preserve">    </w:t>
-      </w:r>
-      <w:proofErr w:type="spellStart"/>
-      <w:proofErr w:type="gramStart"/>
-      <w:r>
-        <w:t>this.y</w:t>
-      </w:r>
-      <w:proofErr w:type="spellEnd"/>
-      <w:proofErr w:type="gramEnd"/>
-      <w:r>
-        <w:t xml:space="preserve"> = </w:t>
-      </w:r>
-      <w:proofErr w:type="gramStart"/>
-      <w:r>
-        <w:t xml:space="preserve">y;   </w:t>
-      </w:r>
-      <w:proofErr w:type="gramEnd"/>
-      <w:r>
-        <w:t xml:space="preserve">                 // baseline Y</w:t>
-      </w:r>
-    </w:p>
-    <w:p>
-      <w:r>
-        <w:t xml:space="preserve">    </w:t>
-      </w:r>
-      <w:proofErr w:type="spellStart"/>
-      <w:proofErr w:type="gramStart"/>
-      <w:r>
-        <w:t>this.idleSheet</w:t>
-      </w:r>
-      <w:proofErr w:type="spellEnd"/>
-      <w:proofErr w:type="gramEnd"/>
-      <w:r>
-        <w:t xml:space="preserve"> = </w:t>
-      </w:r>
-      <w:proofErr w:type="spellStart"/>
-      <w:proofErr w:type="gramStart"/>
-      <w:r>
-        <w:t>idleSheet</w:t>
-      </w:r>
-      <w:proofErr w:type="spellEnd"/>
-      <w:r>
-        <w:t xml:space="preserve">;   </w:t>
-      </w:r>
-      <w:proofErr w:type="gramEnd"/>
-      <w:r>
-        <w:t xml:space="preserve"> // idle animation sprite sheet</w:t>
-      </w:r>
-    </w:p>
-    <w:p>
-      <w:r>
-        <w:t xml:space="preserve">    </w:t>
-      </w:r>
-      <w:proofErr w:type="spellStart"/>
-      <w:proofErr w:type="gramStart"/>
-      <w:r>
-        <w:t>this.walkSheet</w:t>
-      </w:r>
-      <w:proofErr w:type="spellEnd"/>
-      <w:proofErr w:type="gramEnd"/>
-      <w:r>
-        <w:t xml:space="preserve"> = </w:t>
-      </w:r>
-      <w:proofErr w:type="spellStart"/>
-      <w:proofErr w:type="gramStart"/>
-      <w:r>
-        <w:t>walkSheet</w:t>
-      </w:r>
-      <w:proofErr w:type="spellEnd"/>
-      <w:r>
-        <w:t xml:space="preserve">;   </w:t>
-      </w:r>
-      <w:proofErr w:type="gramEnd"/>
-      <w:r>
-        <w:t xml:space="preserve"> // walk animation sprite sheet</w:t>
-      </w:r>
-    </w:p>
-    <w:p>
-      <w:r>
-        <w:t xml:space="preserve">    </w:t>
-      </w:r>
-      <w:proofErr w:type="spellStart"/>
-      <w:proofErr w:type="gramStart"/>
-      <w:r>
-        <w:t>this.frameCounts</w:t>
-      </w:r>
-      <w:proofErr w:type="spellEnd"/>
-      <w:proofErr w:type="gramEnd"/>
-      <w:r>
-        <w:t xml:space="preserve"> = </w:t>
-      </w:r>
-      <w:proofErr w:type="spellStart"/>
-      <w:r>
-        <w:t>frameCounts</w:t>
-      </w:r>
-      <w:proofErr w:type="spellEnd"/>
-      <w:r>
-        <w:t>; // {idle:7, walk:10}</w:t>
-      </w:r>
-    </w:p>
-    <w:p/>
-    <w:p>
-      <w:r>
-        <w:t xml:space="preserve">    </w:t>
-      </w:r>
-      <w:proofErr w:type="spellStart"/>
-      <w:proofErr w:type="gramStart"/>
-      <w:r>
-        <w:t>this.frameIndex</w:t>
-      </w:r>
-      <w:proofErr w:type="spellEnd"/>
-      <w:proofErr w:type="gramEnd"/>
-      <w:r>
-        <w:t xml:space="preserve"> = 0;</w:t>
-      </w:r>
-    </w:p>
-    <w:p>
-      <w:r>
-        <w:t xml:space="preserve">    </w:t>
-      </w:r>
-      <w:proofErr w:type="spellStart"/>
-      <w:proofErr w:type="gramStart"/>
-      <w:r>
-        <w:t>this.frameCounter</w:t>
-      </w:r>
-      <w:proofErr w:type="spellEnd"/>
-      <w:proofErr w:type="gramEnd"/>
-      <w:r>
-        <w:t xml:space="preserve"> = 0;</w:t>
-      </w:r>
-    </w:p>
-    <w:p>
-      <w:r>
-        <w:t xml:space="preserve">    </w:t>
-      </w:r>
-      <w:proofErr w:type="spellStart"/>
-      <w:proofErr w:type="gramStart"/>
-      <w:r>
-        <w:t>this.currentAnim</w:t>
-      </w:r>
-      <w:proofErr w:type="spellEnd"/>
-      <w:proofErr w:type="gramEnd"/>
-      <w:r>
-        <w:t xml:space="preserve"> = "idle</w:t>
-      </w:r>
-      <w:proofErr w:type="gramStart"/>
-      <w:r>
-        <w:t xml:space="preserve">";   </w:t>
-      </w:r>
-      <w:proofErr w:type="gramEnd"/>
-      <w:r>
-        <w:t xml:space="preserve">  // "idle" or "walk"</w:t>
-      </w:r>
-    </w:p>
-    <w:p>
-      <w:r>
-        <w:t xml:space="preserve">    </w:t>
-      </w:r>
-      <w:proofErr w:type="spellStart"/>
-      <w:proofErr w:type="gramStart"/>
+      <w:proofErr w:type="gramStart"/>
+      <w:r>
+        <w:t>scale(</w:t>
+      </w:r>
+      <w:proofErr w:type="spellStart"/>
       <w:r>
         <w:t>this.facing</w:t>
       </w:r>
       <w:proofErr w:type="spellEnd"/>
       <w:proofErr w:type="gramEnd"/>
       <w:r>
-        <w:t xml:space="preserve"> = </w:t>
-      </w:r>
-      <w:proofErr w:type="gramStart"/>
-      <w:r>
-        <w:t xml:space="preserve">1;   </w:t>
-      </w:r>
-      <w:proofErr w:type="gramEnd"/>
-      <w:r>
-        <w:t xml:space="preserve">            // 1 = right, -1 = left</w:t>
-      </w:r>
-    </w:p>
-    <w:p/>
-    <w:p>
-      <w:r>
-        <w:t xml:space="preserve">    // Preserve aspect ratio based on sprite sheet</w:t>
-      </w:r>
-    </w:p>
-    <w:p>
-      <w:r>
-        <w:t xml:space="preserve">    let </w:t>
-      </w:r>
-      <w:proofErr w:type="spellStart"/>
-      <w:r>
-        <w:t>singleFrameWidth</w:t>
-      </w:r>
-      <w:proofErr w:type="spellEnd"/>
-      <w:r>
-        <w:t xml:space="preserve"> = </w:t>
-      </w:r>
-      <w:proofErr w:type="spellStart"/>
-      <w:r>
-        <w:t>idleSheet.width</w:t>
-      </w:r>
-      <w:proofErr w:type="spellEnd"/>
-      <w:r>
-        <w:t xml:space="preserve"> / </w:t>
-      </w:r>
-      <w:proofErr w:type="spellStart"/>
-      <w:r>
-        <w:t>frameCounts.idle</w:t>
-      </w:r>
-      <w:proofErr w:type="spellEnd"/>
-      <w:r>
-        <w:t>;</w:t>
-      </w:r>
-    </w:p>
-    <w:p>
-      <w:r>
-        <w:t xml:space="preserve">    let </w:t>
-      </w:r>
-      <w:proofErr w:type="spellStart"/>
-      <w:r>
-        <w:t>singleFrameHeight</w:t>
-      </w:r>
-      <w:proofErr w:type="spellEnd"/>
-      <w:r>
-        <w:t xml:space="preserve"> = </w:t>
-      </w:r>
-      <w:proofErr w:type="spellStart"/>
-      <w:r>
-        <w:t>idleSheet.height</w:t>
-      </w:r>
-      <w:proofErr w:type="spellEnd"/>
-      <w:r>
-        <w:t>;</w:t>
-      </w:r>
-    </w:p>
-    <w:p>
-      <w:r>
-        <w:t xml:space="preserve">    let </w:t>
-      </w:r>
-      <w:proofErr w:type="spellStart"/>
-      <w:r>
-        <w:t>desiredHeight</w:t>
-      </w:r>
-      <w:proofErr w:type="spellEnd"/>
-      <w:r>
-        <w:t xml:space="preserve"> = height * 0.25;</w:t>
-      </w:r>
-    </w:p>
-    <w:p>
-      <w:r>
-        <w:t xml:space="preserve">    </w:t>
-      </w:r>
-      <w:proofErr w:type="spellStart"/>
-      <w:proofErr w:type="gramStart"/>
-      <w:r>
-        <w:t>this.height</w:t>
-      </w:r>
-      <w:proofErr w:type="spellEnd"/>
-      <w:proofErr w:type="gramEnd"/>
-      <w:r>
-        <w:t xml:space="preserve"> = </w:t>
-      </w:r>
-      <w:proofErr w:type="spellStart"/>
-      <w:r>
-        <w:t>desiredHeight</w:t>
-      </w:r>
-      <w:proofErr w:type="spellEnd"/>
-      <w:r>
-        <w:t>;</w:t>
-      </w:r>
-    </w:p>
-    <w:p>
-      <w:r>
-        <w:t xml:space="preserve">    </w:t>
-      </w:r>
-      <w:proofErr w:type="spellStart"/>
-      <w:proofErr w:type="gramStart"/>
-      <w:r>
-        <w:t>this.width</w:t>
-      </w:r>
-      <w:proofErr w:type="spellEnd"/>
-      <w:proofErr w:type="gramEnd"/>
-      <w:r>
-        <w:t xml:space="preserve"> = </w:t>
-      </w:r>
-      <w:proofErr w:type="spellStart"/>
-      <w:r>
-        <w:t>desiredHeight</w:t>
-      </w:r>
-      <w:proofErr w:type="spellEnd"/>
-      <w:r>
-        <w:t xml:space="preserve"> * (</w:t>
-      </w:r>
-      <w:proofErr w:type="spellStart"/>
-      <w:r>
-        <w:t>singleFrameWidth</w:t>
-      </w:r>
-      <w:proofErr w:type="spellEnd"/>
-      <w:r>
-        <w:t xml:space="preserve"> / </w:t>
-      </w:r>
-      <w:proofErr w:type="spellStart"/>
-      <w:r>
-        <w:t>singleFrameHeight</w:t>
-      </w:r>
-      <w:proofErr w:type="spellEnd"/>
-      <w:r>
-        <w:t>);</w:t>
-      </w:r>
-    </w:p>
-    <w:p>
-      <w:r>
-        <w:t xml:space="preserve">  }</w:t>
-      </w:r>
-    </w:p>
-    <w:p/>
-    <w:p>
-      <w:r>
-        <w:t xml:space="preserve">  move(</w:t>
-      </w:r>
-      <w:proofErr w:type="spellStart"/>
-      <w:r>
-        <w:t>dir</w:t>
-      </w:r>
-      <w:proofErr w:type="spellEnd"/>
-      <w:r>
-        <w:t>) {</w:t>
-      </w:r>
-    </w:p>
-    <w:p>
-      <w:r>
-        <w:t xml:space="preserve">    if (</w:t>
-      </w:r>
-      <w:proofErr w:type="spellStart"/>
-      <w:proofErr w:type="gramStart"/>
-      <w:r>
-        <w:t>dir</w:t>
-      </w:r>
-      <w:proofErr w:type="spellEnd"/>
-      <w:r>
-        <w:t xml:space="preserve"> !</w:t>
-      </w:r>
-      <w:proofErr w:type="gramEnd"/>
-      <w:r>
-        <w:t>== 0) {</w:t>
-      </w:r>
-    </w:p>
-    <w:p>
-      <w:r>
-        <w:lastRenderedPageBreak/>
-        <w:t xml:space="preserve">      </w:t>
-      </w:r>
-      <w:proofErr w:type="spellStart"/>
-      <w:proofErr w:type="gramStart"/>
-      <w:r>
-        <w:t>this.currentAnim</w:t>
-      </w:r>
-      <w:proofErr w:type="spellEnd"/>
-      <w:proofErr w:type="gramEnd"/>
-      <w:r>
-        <w:t xml:space="preserve"> = "walk";</w:t>
-      </w:r>
-    </w:p>
-    <w:p>
-      <w:r>
-        <w:t xml:space="preserve">      </w:t>
-      </w:r>
-      <w:proofErr w:type="spellStart"/>
-      <w:proofErr w:type="gramStart"/>
-      <w:r>
-        <w:t>this.facing</w:t>
-      </w:r>
-      <w:proofErr w:type="spellEnd"/>
-      <w:proofErr w:type="gramEnd"/>
-      <w:r>
-        <w:t xml:space="preserve"> = </w:t>
-      </w:r>
-      <w:proofErr w:type="spellStart"/>
-      <w:r>
-        <w:t>dir</w:t>
-      </w:r>
-      <w:proofErr w:type="spellEnd"/>
-      <w:r>
-        <w:t>;</w:t>
-      </w:r>
-    </w:p>
-    <w:p>
-      <w:r>
-        <w:t xml:space="preserve">      </w:t>
-      </w:r>
-      <w:proofErr w:type="spellStart"/>
-      <w:r>
-        <w:t>this.x</w:t>
-      </w:r>
-      <w:proofErr w:type="spellEnd"/>
-      <w:r>
-        <w:t xml:space="preserve"> += </w:t>
-      </w:r>
-      <w:proofErr w:type="spellStart"/>
-      <w:r>
-        <w:t>dir</w:t>
-      </w:r>
-      <w:proofErr w:type="spellEnd"/>
-      <w:r>
-        <w:t xml:space="preserve"> * </w:t>
-      </w:r>
-      <w:proofErr w:type="gramStart"/>
-      <w:r>
-        <w:t>10;  /</w:t>
-      </w:r>
-      <w:proofErr w:type="gramEnd"/>
-      <w:r>
-        <w:t>/ human speed</w:t>
-      </w:r>
-    </w:p>
-    <w:p>
-      <w:r>
-        <w:t xml:space="preserve">    } else {</w:t>
-      </w:r>
-    </w:p>
-    <w:p>
-      <w:r>
-        <w:t xml:space="preserve">      </w:t>
-      </w:r>
-      <w:proofErr w:type="spellStart"/>
-      <w:proofErr w:type="gramStart"/>
-      <w:r>
-        <w:t>this.currentAnim</w:t>
-      </w:r>
-      <w:proofErr w:type="spellEnd"/>
-      <w:proofErr w:type="gramEnd"/>
-      <w:r>
-        <w:t xml:space="preserve"> = "idle";</w:t>
-      </w:r>
-    </w:p>
-    <w:p>
-      <w:r>
-        <w:t xml:space="preserve">    }</w:t>
-      </w:r>
-    </w:p>
-    <w:p>
-      <w:r>
-        <w:t xml:space="preserve">  }</w:t>
-      </w:r>
-    </w:p>
-    <w:p/>
-    <w:p>
-      <w:r>
-        <w:t xml:space="preserve">  </w:t>
-      </w:r>
-      <w:proofErr w:type="gramStart"/>
-      <w:r>
-        <w:t>update(</w:t>
-      </w:r>
-      <w:proofErr w:type="gramEnd"/>
-      <w:r>
-        <w:t>) {</w:t>
-      </w:r>
-    </w:p>
-    <w:p>
-      <w:r>
-        <w:t xml:space="preserve">    </w:t>
-      </w:r>
-      <w:proofErr w:type="spellStart"/>
-      <w:proofErr w:type="gramStart"/>
-      <w:r>
-        <w:t>this.frameCounter</w:t>
-      </w:r>
-      <w:proofErr w:type="spellEnd"/>
-      <w:proofErr w:type="gramEnd"/>
-      <w:r>
-        <w:t>++;</w:t>
-      </w:r>
-    </w:p>
-    <w:p>
-      <w:r>
-        <w:t xml:space="preserve">    if (</w:t>
-      </w:r>
-      <w:proofErr w:type="spellStart"/>
-      <w:proofErr w:type="gramStart"/>
-      <w:r>
-        <w:t>this.frameCounter</w:t>
-      </w:r>
-      <w:proofErr w:type="spellEnd"/>
-      <w:proofErr w:type="gramEnd"/>
-      <w:r>
-        <w:t xml:space="preserve"> % 5 === 0) {</w:t>
-      </w:r>
-    </w:p>
-    <w:p>
-      <w:r>
-        <w:t xml:space="preserve">      </w:t>
-      </w:r>
-      <w:proofErr w:type="spellStart"/>
-      <w:proofErr w:type="gramStart"/>
-      <w:r>
-        <w:t>this.frameCounter</w:t>
-      </w:r>
-      <w:proofErr w:type="spellEnd"/>
-      <w:proofErr w:type="gramEnd"/>
-      <w:r>
-        <w:t xml:space="preserve"> = 0;</w:t>
-      </w:r>
-    </w:p>
-    <w:p>
-      <w:r>
-        <w:t xml:space="preserve">      </w:t>
-      </w:r>
-      <w:proofErr w:type="spellStart"/>
-      <w:proofErr w:type="gramStart"/>
-      <w:r>
-        <w:t>this.frameIndex</w:t>
-      </w:r>
-      <w:proofErr w:type="spellEnd"/>
-      <w:proofErr w:type="gramEnd"/>
-      <w:r>
-        <w:t>++;</w:t>
-      </w:r>
-    </w:p>
-    <w:p>
-      <w:r>
-        <w:t xml:space="preserve">      let count = </w:t>
-      </w:r>
-      <w:proofErr w:type="spellStart"/>
-      <w:proofErr w:type="gramStart"/>
-      <w:r>
-        <w:t>this.currentAnim</w:t>
-      </w:r>
-      <w:proofErr w:type="spellEnd"/>
-      <w:proofErr w:type="gramEnd"/>
-      <w:r>
-        <w:t xml:space="preserve"> === "idle</w:t>
-      </w:r>
-      <w:proofErr w:type="gramStart"/>
-      <w:r>
-        <w:t>" ?</w:t>
-      </w:r>
-      <w:proofErr w:type="gramEnd"/>
-      <w:r>
-        <w:t xml:space="preserve"> </w:t>
-      </w:r>
-      <w:proofErr w:type="spellStart"/>
-      <w:proofErr w:type="gramStart"/>
-      <w:r>
-        <w:t>this.frameCounts.idle</w:t>
-      </w:r>
-      <w:proofErr w:type="spellEnd"/>
-      <w:proofErr w:type="gramEnd"/>
-      <w:r>
-        <w:t xml:space="preserve"> : </w:t>
-      </w:r>
-      <w:proofErr w:type="spellStart"/>
-      <w:proofErr w:type="gramStart"/>
-      <w:r>
-        <w:t>this.frameCounts.walk</w:t>
-      </w:r>
-      <w:proofErr w:type="spellEnd"/>
-      <w:proofErr w:type="gramEnd"/>
-      <w:r>
-        <w:t>;</w:t>
-      </w:r>
-    </w:p>
-    <w:p>
-      <w:r>
-        <w:t xml:space="preserve">      if (</w:t>
-      </w:r>
-      <w:proofErr w:type="spellStart"/>
-      <w:proofErr w:type="gramStart"/>
-      <w:r>
-        <w:t>this.frameIndex</w:t>
-      </w:r>
-      <w:proofErr w:type="spellEnd"/>
-      <w:proofErr w:type="gramEnd"/>
-      <w:r>
-        <w:t xml:space="preserve"> &gt;= count) </w:t>
-      </w:r>
-      <w:proofErr w:type="spellStart"/>
-      <w:proofErr w:type="gramStart"/>
-      <w:r>
-        <w:t>this.frameIndex</w:t>
-      </w:r>
-      <w:proofErr w:type="spellEnd"/>
-      <w:proofErr w:type="gramEnd"/>
-      <w:r>
-        <w:t xml:space="preserve"> = 0;</w:t>
-      </w:r>
-    </w:p>
-    <w:p>
-      <w:r>
-        <w:t xml:space="preserve">    }</w:t>
-      </w:r>
-    </w:p>
-    <w:p>
-      <w:r>
-        <w:t xml:space="preserve">  }</w:t>
-      </w:r>
-    </w:p>
-    <w:p/>
-    <w:p>
-      <w:r>
-        <w:t xml:space="preserve">  </w:t>
-      </w:r>
-      <w:proofErr w:type="gramStart"/>
-      <w:r>
-        <w:t>show(</w:t>
-      </w:r>
-      <w:proofErr w:type="gramEnd"/>
-      <w:r>
-        <w:t>) {</w:t>
-      </w:r>
-    </w:p>
-    <w:p>
-      <w:r>
-        <w:t xml:space="preserve">    let sheet = </w:t>
-      </w:r>
-      <w:proofErr w:type="spellStart"/>
-      <w:proofErr w:type="gramStart"/>
-      <w:r>
-        <w:t>this.currentAnim</w:t>
-      </w:r>
-      <w:proofErr w:type="spellEnd"/>
-      <w:proofErr w:type="gramEnd"/>
-      <w:r>
-        <w:t xml:space="preserve"> === "idle</w:t>
-      </w:r>
-      <w:proofErr w:type="gramStart"/>
-      <w:r>
-        <w:t>" ?</w:t>
-      </w:r>
-      <w:proofErr w:type="gramEnd"/>
-      <w:r>
-        <w:t xml:space="preserve"> </w:t>
-      </w:r>
-      <w:proofErr w:type="spellStart"/>
-      <w:proofErr w:type="gramStart"/>
-      <w:r>
-        <w:t>this.idleSheet</w:t>
-      </w:r>
-      <w:proofErr w:type="spellEnd"/>
-      <w:proofErr w:type="gramEnd"/>
-      <w:r>
-        <w:t xml:space="preserve"> : </w:t>
-      </w:r>
-      <w:proofErr w:type="spellStart"/>
-      <w:proofErr w:type="gramStart"/>
-      <w:r>
-        <w:t>this.walkSheet</w:t>
-      </w:r>
-      <w:proofErr w:type="spellEnd"/>
-      <w:proofErr w:type="gramEnd"/>
-      <w:r>
-        <w:t>;</w:t>
-      </w:r>
-    </w:p>
-    <w:p>
-      <w:r>
-        <w:t xml:space="preserve">    let </w:t>
-      </w:r>
-      <w:proofErr w:type="spellStart"/>
-      <w:r>
-        <w:t>frameCount</w:t>
-      </w:r>
-      <w:proofErr w:type="spellEnd"/>
-      <w:r>
-        <w:t xml:space="preserve"> = </w:t>
-      </w:r>
-      <w:proofErr w:type="spellStart"/>
-      <w:proofErr w:type="gramStart"/>
-      <w:r>
-        <w:t>this.currentAnim</w:t>
-      </w:r>
-      <w:proofErr w:type="spellEnd"/>
-      <w:proofErr w:type="gramEnd"/>
-      <w:r>
-        <w:t xml:space="preserve"> === "idle</w:t>
-      </w:r>
-      <w:proofErr w:type="gramStart"/>
-      <w:r>
-        <w:t>" ?</w:t>
-      </w:r>
-      <w:proofErr w:type="gramEnd"/>
-      <w:r>
-        <w:t xml:space="preserve"> </w:t>
-      </w:r>
-      <w:proofErr w:type="spellStart"/>
-      <w:proofErr w:type="gramStart"/>
-      <w:r>
-        <w:t>this.frameCounts.idle</w:t>
-      </w:r>
-      <w:proofErr w:type="spellEnd"/>
-      <w:proofErr w:type="gramEnd"/>
-      <w:r>
-        <w:t xml:space="preserve"> : </w:t>
-      </w:r>
-      <w:proofErr w:type="spellStart"/>
-      <w:proofErr w:type="gramStart"/>
-      <w:r>
-        <w:t>this.frameCounts.walk</w:t>
-      </w:r>
-      <w:proofErr w:type="spellEnd"/>
-      <w:proofErr w:type="gramEnd"/>
-      <w:r>
-        <w:t>;</w:t>
-      </w:r>
-    </w:p>
-    <w:p>
-      <w:r>
-        <w:t xml:space="preserve">    let </w:t>
-      </w:r>
-      <w:proofErr w:type="spellStart"/>
-      <w:r>
-        <w:t>frameW</w:t>
-      </w:r>
-      <w:proofErr w:type="spellEnd"/>
-      <w:r>
-        <w:t xml:space="preserve"> = </w:t>
-      </w:r>
-      <w:proofErr w:type="spellStart"/>
-      <w:proofErr w:type="gramStart"/>
-      <w:r>
-        <w:t>sheet.width</w:t>
-      </w:r>
-      <w:proofErr w:type="spellEnd"/>
-      <w:proofErr w:type="gramEnd"/>
-      <w:r>
-        <w:t xml:space="preserve"> / </w:t>
-      </w:r>
-      <w:proofErr w:type="spellStart"/>
-      <w:r>
-        <w:t>frameCount</w:t>
-      </w:r>
-      <w:proofErr w:type="spellEnd"/>
-      <w:r>
-        <w:t>;</w:t>
-      </w:r>
-    </w:p>
-    <w:p>
-      <w:r>
-        <w:t xml:space="preserve">    let </w:t>
-      </w:r>
-      <w:proofErr w:type="spellStart"/>
-      <w:r>
-        <w:t>sx</w:t>
-      </w:r>
-      <w:proofErr w:type="spellEnd"/>
-      <w:r>
-        <w:t xml:space="preserve"> = </w:t>
-      </w:r>
-      <w:proofErr w:type="spellStart"/>
-      <w:proofErr w:type="gramStart"/>
-      <w:r>
-        <w:t>this.frameIndex</w:t>
-      </w:r>
-      <w:proofErr w:type="spellEnd"/>
-      <w:proofErr w:type="gramEnd"/>
-      <w:r>
-        <w:t xml:space="preserve"> * </w:t>
-      </w:r>
-      <w:proofErr w:type="spellStart"/>
-      <w:r>
-        <w:t>frameW</w:t>
-      </w:r>
-      <w:proofErr w:type="spellEnd"/>
-      <w:r>
-        <w:t>;</w:t>
-      </w:r>
-    </w:p>
-    <w:p/>
-    <w:p>
-      <w:r>
-        <w:t xml:space="preserve">    </w:t>
-      </w:r>
-      <w:proofErr w:type="gramStart"/>
-      <w:r>
-        <w:t>push(</w:t>
-      </w:r>
-      <w:proofErr w:type="gramEnd"/>
-      <w:r>
-        <w:t>);</w:t>
-      </w:r>
-    </w:p>
-    <w:p>
-      <w:r>
-        <w:t xml:space="preserve">    </w:t>
-      </w:r>
-      <w:proofErr w:type="gramStart"/>
-      <w:r>
-        <w:t>translate(</w:t>
-      </w:r>
-      <w:proofErr w:type="spellStart"/>
-      <w:proofErr w:type="gramEnd"/>
-      <w:r>
-        <w:t>this.x</w:t>
-      </w:r>
-      <w:proofErr w:type="spellEnd"/>
-      <w:r>
-        <w:t xml:space="preserve">, </w:t>
-      </w:r>
-      <w:proofErr w:type="spellStart"/>
-      <w:proofErr w:type="gramStart"/>
-      <w:r>
-        <w:t>this.y</w:t>
-      </w:r>
-      <w:proofErr w:type="spellEnd"/>
-      <w:proofErr w:type="gramEnd"/>
-      <w:r>
-        <w:t xml:space="preserve"> - </w:t>
-      </w:r>
-      <w:proofErr w:type="spellStart"/>
-      <w:proofErr w:type="gramStart"/>
-      <w:r>
-        <w:t>this.height</w:t>
-      </w:r>
-      <w:proofErr w:type="spellEnd"/>
-      <w:proofErr w:type="gramEnd"/>
-      <w:r>
-        <w:t xml:space="preserve"> / 2);</w:t>
-      </w:r>
-    </w:p>
-    <w:p>
-      <w:r>
-        <w:t xml:space="preserve">    </w:t>
-      </w:r>
-      <w:proofErr w:type="gramStart"/>
-      <w:r>
-        <w:t>scale(</w:t>
-      </w:r>
-      <w:proofErr w:type="spellStart"/>
-      <w:r>
-        <w:t>this.facing</w:t>
-      </w:r>
-      <w:proofErr w:type="spellEnd"/>
-      <w:proofErr w:type="gramEnd"/>
-      <w:r>
         <w:t>, 1);</w:t>
       </w:r>
     </w:p>
     <w:p>
       <w:r>
-        <w:lastRenderedPageBreak/>
         <w:t xml:space="preserve">    </w:t>
       </w:r>
       <w:proofErr w:type="spellStart"/>
@@ -3172,7 +3212,7 @@
     <w:p>
       <w:r>
         <w:pict w14:anchorId="115BB41B">
-          <v:rect id="_x0000_i1140" style="width:0;height:1.5pt" o:hralign="center" o:hrstd="t" o:hr="t" fillcolor="#a0a0a0" stroked="f"/>
+          <v:rect id="_x0000_i1038" style="width:0;height:1.5pt" o:hralign="center" o:hrstd="t" o:hr="t" fillcolor="#a0a0a0" stroked="f"/>
         </w:pict>
       </w:r>
     </w:p>
@@ -3277,6 +3317,7 @@
     </w:p>
     <w:p>
       <w:r>
+        <w:lastRenderedPageBreak/>
         <w:t xml:space="preserve">    </w:t>
       </w:r>
       <w:proofErr w:type="spellStart"/>
@@ -3311,7 +3352,6 @@
     </w:p>
     <w:p>
       <w:r>
-        <w:lastRenderedPageBreak/>
         <w:t xml:space="preserve">    </w:t>
       </w:r>
       <w:proofErr w:type="spellStart"/>
@@ -3765,13 +3805,14 @@
         </w:numPr>
       </w:pPr>
       <w:r>
+        <w:lastRenderedPageBreak/>
         <w:t>Other blocks can be locked while one portal is active.</w:t>
       </w:r>
     </w:p>
     <w:p>
       <w:r>
         <w:pict w14:anchorId="06193BCA">
-          <v:rect id="_x0000_i1141" style="width:0;height:1.5pt" o:hralign="center" o:hrstd="t" o:hr="t" fillcolor="#a0a0a0" stroked="f"/>
+          <v:rect id="_x0000_i1039" style="width:0;height:1.5pt" o:hralign="center" o:hrstd="t" o:hr="t" fillcolor="#a0a0a0" stroked="f"/>
         </w:pict>
       </w:r>
     </w:p>
@@ -3787,7 +3828,6 @@
           <w:b/>
           <w:bCs/>
         </w:rPr>
-        <w:lastRenderedPageBreak/>
         <w:t>3. Portal Class</w:t>
       </w:r>
     </w:p>
@@ -4175,6 +4215,7 @@
         </w:numPr>
       </w:pPr>
       <w:r>
+        <w:lastRenderedPageBreak/>
         <w:t xml:space="preserve">Label helps the player know </w:t>
       </w:r>
       <w:r>
@@ -4201,30 +4242,687 @@
     </w:p>
     <w:p>
       <w:r>
+        <w:pict w14:anchorId="11176EE8">
+          <v:rect id="_x0000_i1040" style="width:0;height:1.5pt" o:hralign="center" o:hrstd="t" o:hr="t" fillcolor="#a0a0a0" stroked="f"/>
+        </w:pict>
+      </w:r>
+    </w:p>
+    <w:p>
+      <w:pPr>
+        <w:rPr>
+          <w:b/>
+          <w:bCs/>
+        </w:rPr>
+      </w:pPr>
+      <w:r>
+        <w:rPr>
+          <w:b/>
+          <w:bCs/>
+        </w:rPr>
+        <w:t>4. Main Sketch Logic</w:t>
+      </w:r>
+    </w:p>
+    <w:p>
+      <w:r>
+        <w:t xml:space="preserve">let human, blocks = [], </w:t>
+      </w:r>
+      <w:proofErr w:type="spellStart"/>
+      <w:r>
+        <w:t>currentPortal</w:t>
+      </w:r>
+      <w:proofErr w:type="spellEnd"/>
+      <w:r>
+        <w:t xml:space="preserve"> = null;</w:t>
+      </w:r>
+    </w:p>
+    <w:p>
+      <w:r>
+        <w:t>let state = "begin"; // "begin" or "era"</w:t>
+      </w:r>
+    </w:p>
+    <w:p>
+      <w:r>
+        <w:t xml:space="preserve">let </w:t>
+      </w:r>
+      <w:proofErr w:type="spellStart"/>
+      <w:r>
+        <w:t>currentEra</w:t>
+      </w:r>
+      <w:proofErr w:type="spellEnd"/>
+      <w:r>
+        <w:t xml:space="preserve"> = 0;</w:t>
+      </w:r>
+    </w:p>
+    <w:p>
+      <w:r>
+        <w:t xml:space="preserve">let </w:t>
+      </w:r>
+      <w:proofErr w:type="spellStart"/>
+      <w:r>
+        <w:t>eraHumanBaseline</w:t>
+      </w:r>
+      <w:proofErr w:type="spellEnd"/>
+      <w:r>
+        <w:t>;</w:t>
+      </w:r>
+    </w:p>
+    <w:p/>
+    <w:p>
+      <w:r>
+        <w:t xml:space="preserve">function </w:t>
+      </w:r>
+      <w:proofErr w:type="gramStart"/>
+      <w:r>
+        <w:t>preload(</w:t>
+      </w:r>
+      <w:proofErr w:type="gramEnd"/>
+      <w:r>
+        <w:t>) {</w:t>
+      </w:r>
+    </w:p>
+    <w:p>
+      <w:r>
+        <w:t xml:space="preserve">  </w:t>
+      </w:r>
+      <w:proofErr w:type="spellStart"/>
+      <w:r>
+        <w:t>idleSheet</w:t>
+      </w:r>
+      <w:proofErr w:type="spellEnd"/>
+      <w:r>
+        <w:t xml:space="preserve"> = </w:t>
+      </w:r>
+      <w:proofErr w:type="spellStart"/>
+      <w:r>
+        <w:t>loadImage</w:t>
+      </w:r>
+      <w:proofErr w:type="spellEnd"/>
+      <w:r>
+        <w:t>("Idle.png");</w:t>
+      </w:r>
+    </w:p>
+    <w:p>
+      <w:r>
+        <w:t xml:space="preserve">  </w:t>
+      </w:r>
+      <w:proofErr w:type="spellStart"/>
+      <w:r>
+        <w:t>walkSheet</w:t>
+      </w:r>
+      <w:proofErr w:type="spellEnd"/>
+      <w:r>
+        <w:t xml:space="preserve"> = </w:t>
+      </w:r>
+      <w:proofErr w:type="spellStart"/>
+      <w:r>
+        <w:t>loadImage</w:t>
+      </w:r>
+      <w:proofErr w:type="spellEnd"/>
+      <w:r>
+        <w:t>("Walk.png");</w:t>
+      </w:r>
+    </w:p>
+    <w:p>
+      <w:r>
+        <w:t xml:space="preserve">  // Load era backgrounds</w:t>
+      </w:r>
+    </w:p>
+    <w:p>
+      <w:r>
+        <w:t xml:space="preserve">  </w:t>
+      </w:r>
+      <w:proofErr w:type="spellStart"/>
+      <w:r>
+        <w:t>eraBGs</w:t>
+      </w:r>
+      <w:proofErr w:type="spellEnd"/>
+      <w:r>
+        <w:t xml:space="preserve"> = [</w:t>
+      </w:r>
+    </w:p>
+    <w:p>
+      <w:r>
+        <w:t xml:space="preserve">    </w:t>
+      </w:r>
+      <w:proofErr w:type="spellStart"/>
+      <w:r>
+        <w:t>loadImage</w:t>
+      </w:r>
+      <w:proofErr w:type="spellEnd"/>
+      <w:r>
+        <w:t>("prehistoric.png"),</w:t>
+      </w:r>
+    </w:p>
+    <w:p>
+      <w:r>
+        <w:t xml:space="preserve">    </w:t>
+      </w:r>
+      <w:proofErr w:type="spellStart"/>
+      <w:r>
+        <w:t>loadImage</w:t>
+      </w:r>
+      <w:proofErr w:type="spellEnd"/>
+      <w:r>
+        <w:t>("ancient.png"),</w:t>
+      </w:r>
+    </w:p>
+    <w:p>
+      <w:r>
+        <w:t xml:space="preserve">    </w:t>
+      </w:r>
+      <w:proofErr w:type="spellStart"/>
+      <w:r>
+        <w:t>loadImage</w:t>
+      </w:r>
+      <w:proofErr w:type="spellEnd"/>
+      <w:r>
+        <w:t>("medieval.png"),</w:t>
+      </w:r>
+    </w:p>
+    <w:p>
+      <w:r>
+        <w:t xml:space="preserve">    </w:t>
+      </w:r>
+      <w:proofErr w:type="spellStart"/>
+      <w:r>
+        <w:t>loadImage</w:t>
+      </w:r>
+      <w:proofErr w:type="spellEnd"/>
+      <w:r>
+        <w:t>("industrial.png"),</w:t>
+      </w:r>
+    </w:p>
+    <w:p>
+      <w:r>
+        <w:t xml:space="preserve">    </w:t>
+      </w:r>
+      <w:proofErr w:type="spellStart"/>
+      <w:r>
+        <w:t>loadImage</w:t>
+      </w:r>
+      <w:proofErr w:type="spellEnd"/>
+      <w:r>
+        <w:t>("modern.png")</w:t>
+      </w:r>
+    </w:p>
+    <w:p>
+      <w:r>
+        <w:t xml:space="preserve">  ];</w:t>
+      </w:r>
+    </w:p>
+    <w:p>
+      <w:r>
+        <w:t>}</w:t>
+      </w:r>
+    </w:p>
+    <w:p/>
+    <w:p>
+      <w:r>
+        <w:t xml:space="preserve">function </w:t>
+      </w:r>
+      <w:proofErr w:type="gramStart"/>
+      <w:r>
+        <w:t>setup(</w:t>
+      </w:r>
+      <w:proofErr w:type="gramEnd"/>
+      <w:r>
+        <w:t>) {</w:t>
+      </w:r>
+    </w:p>
+    <w:p>
+      <w:r>
+        <w:t xml:space="preserve">  </w:t>
+      </w:r>
+      <w:proofErr w:type="spellStart"/>
+      <w:proofErr w:type="gramStart"/>
+      <w:r>
+        <w:t>createCanvas</w:t>
+      </w:r>
+      <w:proofErr w:type="spellEnd"/>
+      <w:r>
+        <w:t>(</w:t>
+      </w:r>
+      <w:proofErr w:type="spellStart"/>
+      <w:proofErr w:type="gramEnd"/>
+      <w:r>
+        <w:t>windowWidth</w:t>
+      </w:r>
+      <w:proofErr w:type="spellEnd"/>
+      <w:r>
+        <w:t xml:space="preserve">, </w:t>
+      </w:r>
+      <w:proofErr w:type="spellStart"/>
+      <w:r>
+        <w:t>windowHeight</w:t>
+      </w:r>
+      <w:proofErr w:type="spellEnd"/>
+      <w:r>
+        <w:t>);</w:t>
+      </w:r>
+    </w:p>
+    <w:p>
+      <w:r>
+        <w:t xml:space="preserve">  </w:t>
+      </w:r>
+      <w:proofErr w:type="spellStart"/>
+      <w:r>
+        <w:t>eraHumanBaseline</w:t>
+      </w:r>
+      <w:proofErr w:type="spellEnd"/>
+      <w:r>
+        <w:t xml:space="preserve"> = height - height*0.12;</w:t>
+      </w:r>
+    </w:p>
+    <w:p>
+      <w:r>
+        <w:t xml:space="preserve">  human = new </w:t>
+      </w:r>
+      <w:proofErr w:type="gramStart"/>
+      <w:r>
+        <w:t>Human(</w:t>
+      </w:r>
+      <w:proofErr w:type="gramEnd"/>
+      <w:r>
+        <w:t xml:space="preserve">width*0.05, </w:t>
+      </w:r>
+      <w:proofErr w:type="spellStart"/>
+      <w:r>
+        <w:t>eraHumanBaseline</w:t>
+      </w:r>
+      <w:proofErr w:type="spellEnd"/>
+      <w:r>
+        <w:t xml:space="preserve">, </w:t>
+      </w:r>
+      <w:proofErr w:type="spellStart"/>
+      <w:r>
+        <w:t>idleSheet</w:t>
+      </w:r>
+      <w:proofErr w:type="spellEnd"/>
+      <w:r>
+        <w:t xml:space="preserve">, </w:t>
+      </w:r>
+      <w:proofErr w:type="spellStart"/>
+      <w:r>
+        <w:t>walkSheet</w:t>
+      </w:r>
+      <w:proofErr w:type="spellEnd"/>
+      <w:r>
+        <w:t>, {idle:7, walk:10});</w:t>
+      </w:r>
+    </w:p>
+    <w:p/>
+    <w:p>
+      <w:r>
         <w:lastRenderedPageBreak/>
-        <w:pict w14:anchorId="11176EE8">
-          <v:rect id="_x0000_i1142" style="width:0;height:1.5pt" o:hralign="center" o:hrstd="t" o:hr="t" fillcolor="#a0a0a0" stroked="f"/>
-        </w:pict>
-      </w:r>
-    </w:p>
-    <w:p>
-      <w:pPr>
-        <w:rPr>
-          <w:b/>
-          <w:bCs/>
-        </w:rPr>
-      </w:pPr>
-      <w:r>
-        <w:rPr>
-          <w:b/>
-          <w:bCs/>
-        </w:rPr>
-        <w:t>4. Main Sketch Logic</w:t>
-      </w:r>
-    </w:p>
-    <w:p>
-      <w:r>
-        <w:t xml:space="preserve">let human, blocks = [], </w:t>
+        <w:t xml:space="preserve">  // Create 5 blocks horizontally </w:t>
+      </w:r>
+      <w:proofErr w:type="spellStart"/>
+      <w:r>
+        <w:t>centered</w:t>
+      </w:r>
+      <w:proofErr w:type="spellEnd"/>
+    </w:p>
+    <w:p>
+      <w:r>
+        <w:t xml:space="preserve">  let </w:t>
+      </w:r>
+      <w:proofErr w:type="spellStart"/>
+      <w:r>
+        <w:t>blockW</w:t>
+      </w:r>
+      <w:proofErr w:type="spellEnd"/>
+      <w:r>
+        <w:t xml:space="preserve"> = width * 0.05;</w:t>
+      </w:r>
+    </w:p>
+    <w:p>
+      <w:r>
+        <w:t xml:space="preserve">  let </w:t>
+      </w:r>
+      <w:proofErr w:type="spellStart"/>
+      <w:r>
+        <w:t>blockH</w:t>
+      </w:r>
+      <w:proofErr w:type="spellEnd"/>
+      <w:r>
+        <w:t xml:space="preserve"> = height * 0.05;</w:t>
+      </w:r>
+    </w:p>
+    <w:p>
+      <w:r>
+        <w:t xml:space="preserve">  let </w:t>
+      </w:r>
+      <w:proofErr w:type="spellStart"/>
+      <w:r>
+        <w:t>startX</w:t>
+      </w:r>
+      <w:proofErr w:type="spellEnd"/>
+      <w:r>
+        <w:t xml:space="preserve"> = width * 0.2;</w:t>
+      </w:r>
+    </w:p>
+    <w:p>
+      <w:r>
+        <w:t xml:space="preserve">  let gap = width * 0.12;</w:t>
+      </w:r>
+    </w:p>
+    <w:p>
+      <w:r>
+        <w:t xml:space="preserve">  for (let </w:t>
+      </w:r>
+      <w:proofErr w:type="spellStart"/>
+      <w:r>
+        <w:t>i</w:t>
+      </w:r>
+      <w:proofErr w:type="spellEnd"/>
+      <w:r>
+        <w:t xml:space="preserve"> = 0; </w:t>
+      </w:r>
+      <w:proofErr w:type="spellStart"/>
+      <w:r>
+        <w:t>i</w:t>
+      </w:r>
+      <w:proofErr w:type="spellEnd"/>
+      <w:r>
+        <w:t xml:space="preserve"> &lt; 5; </w:t>
+      </w:r>
+      <w:proofErr w:type="spellStart"/>
+      <w:r>
+        <w:t>i</w:t>
+      </w:r>
+      <w:proofErr w:type="spellEnd"/>
+      <w:r>
+        <w:t>+</w:t>
+      </w:r>
+      <w:proofErr w:type="gramStart"/>
+      <w:r>
+        <w:t>+){</w:t>
+      </w:r>
+      <w:proofErr w:type="gramEnd"/>
+    </w:p>
+    <w:p>
+      <w:r>
+        <w:t xml:space="preserve">    </w:t>
+      </w:r>
+      <w:proofErr w:type="spellStart"/>
+      <w:proofErr w:type="gramStart"/>
+      <w:r>
+        <w:t>blocks.push</w:t>
+      </w:r>
+      <w:proofErr w:type="spellEnd"/>
+      <w:proofErr w:type="gramEnd"/>
+      <w:r>
+        <w:t xml:space="preserve">(new </w:t>
+      </w:r>
+      <w:proofErr w:type="gramStart"/>
+      <w:r>
+        <w:t>Block(</w:t>
+      </w:r>
+      <w:proofErr w:type="spellStart"/>
+      <w:proofErr w:type="gramEnd"/>
+      <w:r>
+        <w:t>startX</w:t>
+      </w:r>
+      <w:proofErr w:type="spellEnd"/>
+      <w:r>
+        <w:t xml:space="preserve"> + </w:t>
+      </w:r>
+      <w:proofErr w:type="spellStart"/>
+      <w:r>
+        <w:t>i</w:t>
+      </w:r>
+      <w:proofErr w:type="spellEnd"/>
+      <w:r>
+        <w:t xml:space="preserve">*gap, </w:t>
+      </w:r>
+      <w:proofErr w:type="spellStart"/>
+      <w:r>
+        <w:t>eraHumanBaseline</w:t>
+      </w:r>
+      <w:proofErr w:type="spellEnd"/>
+      <w:r>
+        <w:t xml:space="preserve"> - height*0.15, </w:t>
+      </w:r>
+      <w:proofErr w:type="spellStart"/>
+      <w:r>
+        <w:t>blockW</w:t>
+      </w:r>
+      <w:proofErr w:type="spellEnd"/>
+      <w:r>
+        <w:t xml:space="preserve">, </w:t>
+      </w:r>
+      <w:proofErr w:type="spellStart"/>
+      <w:r>
+        <w:t>blockH</w:t>
+      </w:r>
+      <w:proofErr w:type="spellEnd"/>
+      <w:r>
+        <w:t xml:space="preserve">, </w:t>
+      </w:r>
+      <w:proofErr w:type="spellStart"/>
+      <w:r>
+        <w:t>i</w:t>
+      </w:r>
+      <w:proofErr w:type="spellEnd"/>
+      <w:r>
+        <w:t>));</w:t>
+      </w:r>
+    </w:p>
+    <w:p>
+      <w:r>
+        <w:t xml:space="preserve">  }</w:t>
+      </w:r>
+    </w:p>
+    <w:p>
+      <w:r>
+        <w:t>}</w:t>
+      </w:r>
+    </w:p>
+    <w:p/>
+    <w:p>
+      <w:r>
+        <w:t xml:space="preserve">function </w:t>
+      </w:r>
+      <w:proofErr w:type="gramStart"/>
+      <w:r>
+        <w:t>draw(</w:t>
+      </w:r>
+      <w:proofErr w:type="gramEnd"/>
+      <w:r>
+        <w:t>) {</w:t>
+      </w:r>
+    </w:p>
+    <w:p>
+      <w:r>
+        <w:t xml:space="preserve">  </w:t>
+      </w:r>
+      <w:proofErr w:type="gramStart"/>
+      <w:r>
+        <w:t>background(</w:t>
+      </w:r>
+      <w:proofErr w:type="gramEnd"/>
+      <w:r>
+        <w:t>100, 150, 200);</w:t>
+      </w:r>
+    </w:p>
+    <w:p/>
+    <w:p>
+      <w:r>
+        <w:t xml:space="preserve">  if (state === "begin") </w:t>
+      </w:r>
+      <w:proofErr w:type="spellStart"/>
+      <w:proofErr w:type="gramStart"/>
+      <w:r>
+        <w:t>drawBegin</w:t>
+      </w:r>
+      <w:proofErr w:type="spellEnd"/>
+      <w:r>
+        <w:t>(</w:t>
+      </w:r>
+      <w:proofErr w:type="gramEnd"/>
+      <w:r>
+        <w:t>);</w:t>
+      </w:r>
+    </w:p>
+    <w:p>
+      <w:r>
+        <w:t xml:space="preserve">  else </w:t>
+      </w:r>
+      <w:proofErr w:type="spellStart"/>
+      <w:proofErr w:type="gramStart"/>
+      <w:r>
+        <w:t>drawEra</w:t>
+      </w:r>
+      <w:proofErr w:type="spellEnd"/>
+      <w:r>
+        <w:t>(</w:t>
+      </w:r>
+      <w:proofErr w:type="gramEnd"/>
+      <w:r>
+        <w:t>);</w:t>
+      </w:r>
+    </w:p>
+    <w:p>
+      <w:r>
+        <w:t>}</w:t>
+      </w:r>
+    </w:p>
+    <w:p/>
+    <w:p>
+      <w:r>
+        <w:t xml:space="preserve">function </w:t>
+      </w:r>
+      <w:proofErr w:type="spellStart"/>
+      <w:proofErr w:type="gramStart"/>
+      <w:r>
+        <w:t>drawBegin</w:t>
+      </w:r>
+      <w:proofErr w:type="spellEnd"/>
+      <w:r>
+        <w:t>(){</w:t>
+      </w:r>
+      <w:proofErr w:type="gramEnd"/>
+    </w:p>
+    <w:p>
+      <w:r>
+        <w:t xml:space="preserve">  // Draw ground</w:t>
+      </w:r>
+    </w:p>
+    <w:p>
+      <w:r>
+        <w:t xml:space="preserve">  </w:t>
+      </w:r>
+      <w:proofErr w:type="gramStart"/>
+      <w:r>
+        <w:t>fill(</w:t>
+      </w:r>
+      <w:proofErr w:type="gramEnd"/>
+      <w:r>
+        <w:t>100,50,20);</w:t>
+      </w:r>
+    </w:p>
+    <w:p>
+      <w:r>
+        <w:t xml:space="preserve">  </w:t>
+      </w:r>
+      <w:proofErr w:type="spellStart"/>
+      <w:proofErr w:type="gramStart"/>
+      <w:r>
+        <w:t>rect</w:t>
+      </w:r>
+      <w:proofErr w:type="spellEnd"/>
+      <w:r>
+        <w:t>(</w:t>
+      </w:r>
+      <w:proofErr w:type="gramEnd"/>
+      <w:r>
+        <w:t xml:space="preserve">0, </w:t>
+      </w:r>
+      <w:proofErr w:type="spellStart"/>
+      <w:r>
+        <w:t>eraHumanBaseline</w:t>
+      </w:r>
+      <w:proofErr w:type="spellEnd"/>
+      <w:r>
+        <w:t>, width, height*0.12);</w:t>
+      </w:r>
+    </w:p>
+    <w:p/>
+    <w:p>
+      <w:r>
+        <w:t xml:space="preserve">  // Draw blocks</w:t>
+      </w:r>
+    </w:p>
+    <w:p>
+      <w:r>
+        <w:t xml:space="preserve">  </w:t>
+      </w:r>
+      <w:proofErr w:type="spellStart"/>
+      <w:proofErr w:type="gramStart"/>
+      <w:r>
+        <w:t>blocks.forEach</w:t>
+      </w:r>
+      <w:proofErr w:type="spellEnd"/>
+      <w:proofErr w:type="gramEnd"/>
+      <w:r>
+        <w:t xml:space="preserve">(b =&gt; </w:t>
+      </w:r>
+      <w:proofErr w:type="spellStart"/>
+      <w:proofErr w:type="gramStart"/>
+      <w:r>
+        <w:t>b.show</w:t>
+      </w:r>
+      <w:proofErr w:type="spellEnd"/>
+      <w:proofErr w:type="gramEnd"/>
+      <w:r>
+        <w:t>());</w:t>
+      </w:r>
+    </w:p>
+    <w:p/>
+    <w:p>
+      <w:r>
+        <w:t xml:space="preserve">  // Check block interaction</w:t>
+      </w:r>
+    </w:p>
+    <w:p>
+      <w:r>
+        <w:t xml:space="preserve">  </w:t>
+      </w:r>
+      <w:proofErr w:type="spellStart"/>
+      <w:proofErr w:type="gramStart"/>
+      <w:r>
+        <w:t>blocks.forEach</w:t>
+      </w:r>
+      <w:proofErr w:type="spellEnd"/>
+      <w:proofErr w:type="gramEnd"/>
+      <w:r>
+        <w:t>(b =&gt; {</w:t>
+      </w:r>
+    </w:p>
+    <w:p>
+      <w:r>
+        <w:lastRenderedPageBreak/>
+        <w:t xml:space="preserve">    if (</w:t>
+      </w:r>
+      <w:proofErr w:type="spellStart"/>
+      <w:proofErr w:type="gramStart"/>
+      <w:r>
+        <w:t>b.togglePortal</w:t>
+      </w:r>
+      <w:proofErr w:type="spellEnd"/>
+      <w:proofErr w:type="gramEnd"/>
+      <w:r>
+        <w:t>(human</w:t>
+      </w:r>
+      <w:proofErr w:type="gramStart"/>
+      <w:r>
+        <w:t>)){</w:t>
+      </w:r>
+      <w:proofErr w:type="gramEnd"/>
+    </w:p>
+    <w:p>
+      <w:r>
+        <w:t xml:space="preserve">      </w:t>
       </w:r>
       <w:proofErr w:type="spellStart"/>
       <w:r>
@@ -4232,30 +4930,990 @@
       </w:r>
       <w:proofErr w:type="spellEnd"/>
       <w:r>
+        <w:t xml:space="preserve"> = new </w:t>
+      </w:r>
+      <w:proofErr w:type="gramStart"/>
+      <w:r>
+        <w:t>Portal(</w:t>
+      </w:r>
+      <w:proofErr w:type="gramEnd"/>
+      <w:r>
+        <w:t xml:space="preserve">width - 150, </w:t>
+      </w:r>
+      <w:proofErr w:type="spellStart"/>
+      <w:r>
+        <w:t>eraHumanBaseline</w:t>
+      </w:r>
+      <w:proofErr w:type="spellEnd"/>
+      <w:r>
+        <w:t xml:space="preserve"> - 20, 80, 40, "green", "To " + ["Prehistoric","Ancient","Medieval","Industrial","Modern</w:t>
+      </w:r>
+      <w:proofErr w:type="gramStart"/>
+      <w:r>
+        <w:t>"][b.eraIndex</w:t>
+      </w:r>
+      <w:proofErr w:type="gramEnd"/>
+      <w:r>
+        <w:t>]);</w:t>
+      </w:r>
+    </w:p>
+    <w:p>
+      <w:r>
+        <w:t xml:space="preserve">      </w:t>
+      </w:r>
+      <w:proofErr w:type="spellStart"/>
+      <w:proofErr w:type="gramStart"/>
+      <w:r>
+        <w:t>blocks.forEach</w:t>
+      </w:r>
+      <w:proofErr w:type="spellEnd"/>
+      <w:proofErr w:type="gramEnd"/>
+      <w:r>
+        <w:t xml:space="preserve">(other =&gt; </w:t>
+      </w:r>
+      <w:proofErr w:type="gramStart"/>
+      <w:r>
+        <w:t>{ if</w:t>
+      </w:r>
+      <w:proofErr w:type="gramEnd"/>
+      <w:r>
+        <w:t>(</w:t>
+      </w:r>
+      <w:proofErr w:type="gramStart"/>
+      <w:r>
+        <w:t>other !</w:t>
+      </w:r>
+      <w:proofErr w:type="gramEnd"/>
+      <w:r>
+        <w:t xml:space="preserve">== b) </w:t>
+      </w:r>
+      <w:proofErr w:type="spellStart"/>
+      <w:r>
+        <w:t>other.hit</w:t>
+      </w:r>
+      <w:proofErr w:type="spellEnd"/>
+      <w:r>
+        <w:t xml:space="preserve"> = false</w:t>
+      </w:r>
+      <w:proofErr w:type="gramStart"/>
+      <w:r>
+        <w:t>; }</w:t>
+      </w:r>
+      <w:proofErr w:type="gramEnd"/>
+      <w:r>
+        <w:t>); // lock other blocks</w:t>
+      </w:r>
+    </w:p>
+    <w:p>
+      <w:r>
+        <w:t xml:space="preserve">    }</w:t>
+      </w:r>
+    </w:p>
+    <w:p>
+      <w:r>
+        <w:t xml:space="preserve">  });</w:t>
+      </w:r>
+    </w:p>
+    <w:p/>
+    <w:p>
+      <w:r>
+        <w:t xml:space="preserve">  // Draw portal if exists</w:t>
+      </w:r>
+    </w:p>
+    <w:p>
+      <w:r>
+        <w:t xml:space="preserve">  if (</w:t>
+      </w:r>
+      <w:proofErr w:type="spellStart"/>
+      <w:r>
+        <w:t>currentPortal</w:t>
+      </w:r>
+      <w:proofErr w:type="spellEnd"/>
+      <w:r>
+        <w:t xml:space="preserve">) </w:t>
+      </w:r>
+      <w:proofErr w:type="spellStart"/>
+      <w:r>
+        <w:t>currentPortal.show</w:t>
+      </w:r>
+      <w:proofErr w:type="spellEnd"/>
+      <w:r>
+        <w:t>();</w:t>
+      </w:r>
+    </w:p>
+    <w:p/>
+    <w:p>
+      <w:r>
+        <w:t xml:space="preserve">  // Human movement</w:t>
+      </w:r>
+    </w:p>
+    <w:p>
+      <w:r>
+        <w:t xml:space="preserve">  let </w:t>
+      </w:r>
+      <w:proofErr w:type="spellStart"/>
+      <w:r>
+        <w:t>dir</w:t>
+      </w:r>
+      <w:proofErr w:type="spellEnd"/>
+      <w:r>
+        <w:t xml:space="preserve"> = 0;</w:t>
+      </w:r>
+    </w:p>
+    <w:p>
+      <w:r>
+        <w:t xml:space="preserve">  if (</w:t>
+      </w:r>
+      <w:proofErr w:type="spellStart"/>
+      <w:proofErr w:type="gramStart"/>
+      <w:r>
+        <w:t>keyIsDown</w:t>
+      </w:r>
+      <w:proofErr w:type="spellEnd"/>
+      <w:r>
+        <w:t>(</w:t>
+      </w:r>
+      <w:proofErr w:type="gramEnd"/>
+      <w:r>
+        <w:t xml:space="preserve">RIGHT_ARROW)) </w:t>
+      </w:r>
+      <w:proofErr w:type="spellStart"/>
+      <w:r>
+        <w:t>dir</w:t>
+      </w:r>
+      <w:proofErr w:type="spellEnd"/>
+      <w:r>
+        <w:t xml:space="preserve"> = 1;</w:t>
+      </w:r>
+    </w:p>
+    <w:p>
+      <w:r>
+        <w:t xml:space="preserve">  if (</w:t>
+      </w:r>
+      <w:proofErr w:type="spellStart"/>
+      <w:proofErr w:type="gramStart"/>
+      <w:r>
+        <w:t>keyIsDown</w:t>
+      </w:r>
+      <w:proofErr w:type="spellEnd"/>
+      <w:r>
+        <w:t>(</w:t>
+      </w:r>
+      <w:proofErr w:type="gramEnd"/>
+      <w:r>
+        <w:t xml:space="preserve">LEFT_ARROW)) </w:t>
+      </w:r>
+      <w:proofErr w:type="spellStart"/>
+      <w:r>
+        <w:t>dir</w:t>
+      </w:r>
+      <w:proofErr w:type="spellEnd"/>
+      <w:r>
+        <w:t xml:space="preserve"> = -1;</w:t>
+      </w:r>
+    </w:p>
+    <w:p>
+      <w:r>
+        <w:t xml:space="preserve">  </w:t>
+      </w:r>
+      <w:proofErr w:type="spellStart"/>
+      <w:proofErr w:type="gramStart"/>
+      <w:r>
+        <w:t>human.move</w:t>
+      </w:r>
+      <w:proofErr w:type="spellEnd"/>
+      <w:proofErr w:type="gramEnd"/>
+      <w:r>
+        <w:t>(</w:t>
+      </w:r>
+      <w:proofErr w:type="spellStart"/>
+      <w:r>
+        <w:t>dir</w:t>
+      </w:r>
+      <w:proofErr w:type="spellEnd"/>
+      <w:r>
+        <w:t>);</w:t>
+      </w:r>
+    </w:p>
+    <w:p>
+      <w:r>
+        <w:t xml:space="preserve">  </w:t>
+      </w:r>
+      <w:proofErr w:type="spellStart"/>
+      <w:proofErr w:type="gramStart"/>
+      <w:r>
+        <w:t>human.update</w:t>
+      </w:r>
+      <w:proofErr w:type="spellEnd"/>
+      <w:proofErr w:type="gramEnd"/>
+      <w:r>
+        <w:t>();</w:t>
+      </w:r>
+    </w:p>
+    <w:p>
+      <w:r>
+        <w:t xml:space="preserve">  </w:t>
+      </w:r>
+      <w:proofErr w:type="spellStart"/>
+      <w:proofErr w:type="gramStart"/>
+      <w:r>
+        <w:t>human.show</w:t>
+      </w:r>
+      <w:proofErr w:type="spellEnd"/>
+      <w:proofErr w:type="gramEnd"/>
+      <w:r>
+        <w:t>();</w:t>
+      </w:r>
+    </w:p>
+    <w:p/>
+    <w:p>
+      <w:r>
+        <w:t xml:space="preserve">  // Portal collision → enter era</w:t>
+      </w:r>
+    </w:p>
+    <w:p>
+      <w:r>
+        <w:t xml:space="preserve">  if (</w:t>
+      </w:r>
+      <w:proofErr w:type="spellStart"/>
+      <w:r>
+        <w:t>currentPortal</w:t>
+      </w:r>
+      <w:proofErr w:type="spellEnd"/>
+      <w:proofErr w:type="gramStart"/>
+      <w:r>
+        <w:t>){</w:t>
+      </w:r>
+      <w:proofErr w:type="gramEnd"/>
+    </w:p>
+    <w:p>
+      <w:r>
+        <w:t xml:space="preserve">    let </w:t>
+      </w:r>
+      <w:proofErr w:type="spellStart"/>
+      <w:r>
+        <w:t>hb</w:t>
+      </w:r>
+      <w:proofErr w:type="spellEnd"/>
+      <w:r>
+        <w:t xml:space="preserve"> = </w:t>
+      </w:r>
+      <w:proofErr w:type="spellStart"/>
+      <w:proofErr w:type="gramStart"/>
+      <w:r>
+        <w:t>human.getBounds</w:t>
+      </w:r>
+      <w:proofErr w:type="spellEnd"/>
+      <w:proofErr w:type="gramEnd"/>
+      <w:r>
+        <w:t>();</w:t>
+      </w:r>
+    </w:p>
+    <w:p>
+      <w:r>
+        <w:t xml:space="preserve">    let </w:t>
+      </w:r>
+      <w:proofErr w:type="spellStart"/>
+      <w:r>
+        <w:t>px</w:t>
+      </w:r>
+      <w:proofErr w:type="spellEnd"/>
+      <w:r>
+        <w:t xml:space="preserve"> = </w:t>
+      </w:r>
+      <w:proofErr w:type="spellStart"/>
+      <w:r>
+        <w:t>currentPortal.baseX</w:t>
+      </w:r>
+      <w:proofErr w:type="spellEnd"/>
+      <w:r>
+        <w:t xml:space="preserve"> + </w:t>
+      </w:r>
+      <w:proofErr w:type="spellStart"/>
+      <w:r>
+        <w:t>currentPortal.w</w:t>
+      </w:r>
+      <w:proofErr w:type="spellEnd"/>
+      <w:r>
+        <w:t>/2;</w:t>
+      </w:r>
+    </w:p>
+    <w:p>
+      <w:r>
+        <w:t xml:space="preserve">    let </w:t>
+      </w:r>
+      <w:proofErr w:type="spellStart"/>
+      <w:r>
+        <w:t>py</w:t>
+      </w:r>
+      <w:proofErr w:type="spellEnd"/>
+      <w:r>
+        <w:t xml:space="preserve"> = </w:t>
+      </w:r>
+      <w:proofErr w:type="spellStart"/>
+      <w:r>
+        <w:t>currentPortal.baseY</w:t>
+      </w:r>
+      <w:proofErr w:type="spellEnd"/>
+      <w:r>
+        <w:t>;</w:t>
+      </w:r>
+    </w:p>
+    <w:p>
+      <w:r>
+        <w:t xml:space="preserve">    if (</w:t>
+      </w:r>
+      <w:proofErr w:type="spellStart"/>
+      <w:r>
+        <w:t>dist</w:t>
+      </w:r>
+      <w:proofErr w:type="spellEnd"/>
+      <w:r>
+        <w:t>((</w:t>
+      </w:r>
+      <w:proofErr w:type="gramStart"/>
+      <w:r>
+        <w:t>hb.x1+hb.x</w:t>
+      </w:r>
+      <w:proofErr w:type="gramEnd"/>
+      <w:r>
+        <w:t>2)/</w:t>
+      </w:r>
+      <w:proofErr w:type="gramStart"/>
+      <w:r>
+        <w:t>2,(hb.y1+hb.y</w:t>
+      </w:r>
+      <w:proofErr w:type="gramEnd"/>
+      <w:r>
+        <w:t xml:space="preserve">2)/2, </w:t>
+      </w:r>
+      <w:proofErr w:type="spellStart"/>
+      <w:r>
+        <w:t>px</w:t>
+      </w:r>
+      <w:proofErr w:type="spellEnd"/>
+      <w:r>
+        <w:t xml:space="preserve">, </w:t>
+      </w:r>
+      <w:proofErr w:type="spellStart"/>
+      <w:r>
+        <w:t>py</w:t>
+      </w:r>
+      <w:proofErr w:type="spellEnd"/>
+      <w:r>
+        <w:t xml:space="preserve">) &lt; </w:t>
+      </w:r>
+      <w:proofErr w:type="spellStart"/>
+      <w:r>
+        <w:t>currentPortal.w</w:t>
+      </w:r>
+      <w:proofErr w:type="spellEnd"/>
+      <w:r>
+        <w:t>/</w:t>
+      </w:r>
+      <w:proofErr w:type="gramStart"/>
+      <w:r>
+        <w:t>2){</w:t>
+      </w:r>
+      <w:proofErr w:type="gramEnd"/>
+    </w:p>
+    <w:p>
+      <w:r>
+        <w:t xml:space="preserve">      state = "era";</w:t>
+      </w:r>
+    </w:p>
+    <w:p>
+      <w:r>
+        <w:t xml:space="preserve">      </w:t>
+      </w:r>
+      <w:proofErr w:type="spellStart"/>
+      <w:r>
+        <w:t>currentEra</w:t>
+      </w:r>
+      <w:proofErr w:type="spellEnd"/>
+      <w:r>
+        <w:t xml:space="preserve"> = </w:t>
+      </w:r>
+      <w:proofErr w:type="spellStart"/>
+      <w:proofErr w:type="gramStart"/>
+      <w:r>
+        <w:t>blocks.find</w:t>
+      </w:r>
+      <w:proofErr w:type="spellEnd"/>
+      <w:proofErr w:type="gramEnd"/>
+      <w:r>
+        <w:t xml:space="preserve">(b =&gt; </w:t>
+      </w:r>
+      <w:proofErr w:type="spellStart"/>
+      <w:r>
+        <w:t>b.hit</w:t>
+      </w:r>
+      <w:proofErr w:type="spellEnd"/>
+      <w:proofErr w:type="gramStart"/>
+      <w:r>
+        <w:t>).</w:t>
+      </w:r>
+      <w:proofErr w:type="spellStart"/>
+      <w:r>
+        <w:t>eraIndex</w:t>
+      </w:r>
+      <w:proofErr w:type="spellEnd"/>
+      <w:proofErr w:type="gramEnd"/>
+      <w:r>
+        <w:t>;</w:t>
+      </w:r>
+    </w:p>
+    <w:p>
+      <w:r>
+        <w:t xml:space="preserve">      </w:t>
+      </w:r>
+      <w:proofErr w:type="spellStart"/>
+      <w:r>
+        <w:t>human.x</w:t>
+      </w:r>
+      <w:proofErr w:type="spellEnd"/>
+      <w:r>
+        <w:t xml:space="preserve"> = width*0.1; </w:t>
+      </w:r>
+      <w:proofErr w:type="spellStart"/>
+      <w:proofErr w:type="gramStart"/>
+      <w:r>
+        <w:t>human.y</w:t>
+      </w:r>
+      <w:proofErr w:type="spellEnd"/>
+      <w:proofErr w:type="gramEnd"/>
+      <w:r>
+        <w:t xml:space="preserve"> = </w:t>
+      </w:r>
+      <w:proofErr w:type="spellStart"/>
+      <w:r>
+        <w:t>eraHumanBaseline</w:t>
+      </w:r>
+      <w:proofErr w:type="spellEnd"/>
+      <w:r>
+        <w:t>;</w:t>
+      </w:r>
+    </w:p>
+    <w:p>
+      <w:r>
+        <w:t xml:space="preserve">    }</w:t>
+      </w:r>
+    </w:p>
+    <w:p>
+      <w:r>
+        <w:lastRenderedPageBreak/>
+        <w:t xml:space="preserve">  }</w:t>
+      </w:r>
+    </w:p>
+    <w:p/>
+    <w:p>
+      <w:r>
+        <w:t xml:space="preserve">  // Prevent going off left</w:t>
+      </w:r>
+    </w:p>
+    <w:p>
+      <w:r>
+        <w:t xml:space="preserve">  if (</w:t>
+      </w:r>
+      <w:proofErr w:type="spellStart"/>
+      <w:r>
+        <w:t>human.x</w:t>
+      </w:r>
+      <w:proofErr w:type="spellEnd"/>
+      <w:r>
+        <w:t xml:space="preserve"> &lt; 0) </w:t>
+      </w:r>
+      <w:proofErr w:type="spellStart"/>
+      <w:r>
+        <w:t>human.x</w:t>
+      </w:r>
+      <w:proofErr w:type="spellEnd"/>
+      <w:r>
+        <w:t xml:space="preserve"> = 0;</w:t>
+      </w:r>
+    </w:p>
+    <w:p>
+      <w:r>
+        <w:t>}</w:t>
+      </w:r>
+    </w:p>
+    <w:p/>
+    <w:p>
+      <w:r>
+        <w:t xml:space="preserve">function </w:t>
+      </w:r>
+      <w:proofErr w:type="spellStart"/>
+      <w:proofErr w:type="gramStart"/>
+      <w:r>
+        <w:t>drawEra</w:t>
+      </w:r>
+      <w:proofErr w:type="spellEnd"/>
+      <w:r>
+        <w:t>(){</w:t>
+      </w:r>
+      <w:proofErr w:type="gramEnd"/>
+    </w:p>
+    <w:p>
+      <w:r>
+        <w:t xml:space="preserve">  // Draw era background</w:t>
+      </w:r>
+    </w:p>
+    <w:p>
+      <w:r>
+        <w:t xml:space="preserve">  </w:t>
+      </w:r>
+      <w:proofErr w:type="spellStart"/>
+      <w:proofErr w:type="gramStart"/>
+      <w:r>
+        <w:t>imageMode</w:t>
+      </w:r>
+      <w:proofErr w:type="spellEnd"/>
+      <w:r>
+        <w:t>(</w:t>
+      </w:r>
+      <w:proofErr w:type="gramEnd"/>
+      <w:r>
+        <w:t>CORNER);</w:t>
+      </w:r>
+    </w:p>
+    <w:p>
+      <w:r>
+        <w:t xml:space="preserve">  image(</w:t>
+      </w:r>
+      <w:proofErr w:type="spellStart"/>
+      <w:r>
+        <w:t>eraBGs</w:t>
+      </w:r>
+      <w:proofErr w:type="spellEnd"/>
+      <w:r>
+        <w:t>[</w:t>
+      </w:r>
+      <w:proofErr w:type="spellStart"/>
+      <w:r>
+        <w:t>currentEra</w:t>
+      </w:r>
+      <w:proofErr w:type="spellEnd"/>
+      <w:r>
+        <w:t>], 0, 0, width, height);</w:t>
+      </w:r>
+    </w:p>
+    <w:p/>
+    <w:p>
+      <w:r>
+        <w:t xml:space="preserve">  // Draw ground</w:t>
+      </w:r>
+    </w:p>
+    <w:p>
+      <w:r>
+        <w:t xml:space="preserve">  </w:t>
+      </w:r>
+      <w:proofErr w:type="gramStart"/>
+      <w:r>
+        <w:t>fill(</w:t>
+      </w:r>
+      <w:proofErr w:type="gramEnd"/>
+      <w:r>
+        <w:t>100,50,20);</w:t>
+      </w:r>
+    </w:p>
+    <w:p>
+      <w:r>
+        <w:t xml:space="preserve">  </w:t>
+      </w:r>
+      <w:proofErr w:type="spellStart"/>
+      <w:proofErr w:type="gramStart"/>
+      <w:r>
+        <w:t>rect</w:t>
+      </w:r>
+      <w:proofErr w:type="spellEnd"/>
+      <w:r>
+        <w:t>(</w:t>
+      </w:r>
+      <w:proofErr w:type="gramEnd"/>
+      <w:r>
+        <w:t xml:space="preserve">0, </w:t>
+      </w:r>
+      <w:proofErr w:type="spellStart"/>
+      <w:r>
+        <w:t>eraHumanBaseline</w:t>
+      </w:r>
+      <w:proofErr w:type="spellEnd"/>
+      <w:r>
+        <w:t>, width, height*0.12);</w:t>
+      </w:r>
+    </w:p>
+    <w:p/>
+    <w:p>
+      <w:r>
+        <w:t xml:space="preserve">  // Draw human</w:t>
+      </w:r>
+    </w:p>
+    <w:p>
+      <w:r>
+        <w:t xml:space="preserve">  let </w:t>
+      </w:r>
+      <w:proofErr w:type="spellStart"/>
+      <w:r>
+        <w:t>dir</w:t>
+      </w:r>
+      <w:proofErr w:type="spellEnd"/>
+      <w:r>
+        <w:t xml:space="preserve"> = 0;</w:t>
+      </w:r>
+    </w:p>
+    <w:p>
+      <w:r>
+        <w:t xml:space="preserve">  if (</w:t>
+      </w:r>
+      <w:proofErr w:type="spellStart"/>
+      <w:proofErr w:type="gramStart"/>
+      <w:r>
+        <w:t>keyIsDown</w:t>
+      </w:r>
+      <w:proofErr w:type="spellEnd"/>
+      <w:r>
+        <w:t>(</w:t>
+      </w:r>
+      <w:proofErr w:type="gramEnd"/>
+      <w:r>
+        <w:t xml:space="preserve">RIGHT_ARROW)) </w:t>
+      </w:r>
+      <w:proofErr w:type="spellStart"/>
+      <w:r>
+        <w:t>dir</w:t>
+      </w:r>
+      <w:proofErr w:type="spellEnd"/>
+      <w:r>
+        <w:t xml:space="preserve"> = 1;</w:t>
+      </w:r>
+    </w:p>
+    <w:p>
+      <w:r>
+        <w:t xml:space="preserve">  if (</w:t>
+      </w:r>
+      <w:proofErr w:type="spellStart"/>
+      <w:proofErr w:type="gramStart"/>
+      <w:r>
+        <w:t>keyIsDown</w:t>
+      </w:r>
+      <w:proofErr w:type="spellEnd"/>
+      <w:r>
+        <w:t>(</w:t>
+      </w:r>
+      <w:proofErr w:type="gramEnd"/>
+      <w:r>
+        <w:t xml:space="preserve">LEFT_ARROW)) </w:t>
+      </w:r>
+      <w:proofErr w:type="spellStart"/>
+      <w:r>
+        <w:t>dir</w:t>
+      </w:r>
+      <w:proofErr w:type="spellEnd"/>
+      <w:r>
+        <w:t xml:space="preserve"> = -1;</w:t>
+      </w:r>
+    </w:p>
+    <w:p>
+      <w:r>
+        <w:t xml:space="preserve">  </w:t>
+      </w:r>
+      <w:proofErr w:type="spellStart"/>
+      <w:proofErr w:type="gramStart"/>
+      <w:r>
+        <w:t>human.move</w:t>
+      </w:r>
+      <w:proofErr w:type="spellEnd"/>
+      <w:proofErr w:type="gramEnd"/>
+      <w:r>
+        <w:t>(</w:t>
+      </w:r>
+      <w:proofErr w:type="spellStart"/>
+      <w:r>
+        <w:t>dir</w:t>
+      </w:r>
+      <w:proofErr w:type="spellEnd"/>
+      <w:r>
+        <w:t>);</w:t>
+      </w:r>
+    </w:p>
+    <w:p>
+      <w:r>
+        <w:t xml:space="preserve">  </w:t>
+      </w:r>
+      <w:proofErr w:type="spellStart"/>
+      <w:proofErr w:type="gramStart"/>
+      <w:r>
+        <w:t>human.update</w:t>
+      </w:r>
+      <w:proofErr w:type="spellEnd"/>
+      <w:proofErr w:type="gramEnd"/>
+      <w:r>
+        <w:t>();</w:t>
+      </w:r>
+    </w:p>
+    <w:p>
+      <w:r>
+        <w:t xml:space="preserve">  </w:t>
+      </w:r>
+      <w:proofErr w:type="spellStart"/>
+      <w:proofErr w:type="gramStart"/>
+      <w:r>
+        <w:t>human.show</w:t>
+      </w:r>
+      <w:proofErr w:type="spellEnd"/>
+      <w:proofErr w:type="gramEnd"/>
+      <w:r>
+        <w:t>();</w:t>
+      </w:r>
+    </w:p>
+    <w:p/>
+    <w:p>
+      <w:r>
+        <w:t xml:space="preserve">  // Draw red return portal</w:t>
+      </w:r>
+    </w:p>
+    <w:p>
+      <w:r>
+        <w:t xml:space="preserve">  let </w:t>
+      </w:r>
+      <w:proofErr w:type="spellStart"/>
+      <w:r>
+        <w:t>returnPortal</w:t>
+      </w:r>
+      <w:proofErr w:type="spellEnd"/>
+      <w:r>
+        <w:t xml:space="preserve"> = new </w:t>
+      </w:r>
+      <w:proofErr w:type="gramStart"/>
+      <w:r>
+        <w:t>Portal(</w:t>
+      </w:r>
+      <w:proofErr w:type="gramEnd"/>
+      <w:r>
+        <w:t xml:space="preserve">width - 150, </w:t>
+      </w:r>
+      <w:proofErr w:type="spellStart"/>
+      <w:r>
+        <w:t>eraHumanBaseline</w:t>
+      </w:r>
+      <w:proofErr w:type="spellEnd"/>
+      <w:r>
+        <w:t xml:space="preserve"> - 20, 80, 40, "red", "Back to Beginning");</w:t>
+      </w:r>
+    </w:p>
+    <w:p>
+      <w:r>
+        <w:t xml:space="preserve">  </w:t>
+      </w:r>
+      <w:proofErr w:type="spellStart"/>
+      <w:r>
+        <w:t>returnPortal.show</w:t>
+      </w:r>
+      <w:proofErr w:type="spellEnd"/>
+      <w:r>
+        <w:t>();</w:t>
+      </w:r>
+    </w:p>
+    <w:p/>
+    <w:p>
+      <w:r>
+        <w:lastRenderedPageBreak/>
+        <w:t xml:space="preserve">  // Collision to go back</w:t>
+      </w:r>
+    </w:p>
+    <w:p>
+      <w:r>
+        <w:t xml:space="preserve">  let </w:t>
+      </w:r>
+      <w:proofErr w:type="spellStart"/>
+      <w:r>
+        <w:t>hb</w:t>
+      </w:r>
+      <w:proofErr w:type="spellEnd"/>
+      <w:r>
+        <w:t xml:space="preserve"> = </w:t>
+      </w:r>
+      <w:proofErr w:type="spellStart"/>
+      <w:proofErr w:type="gramStart"/>
+      <w:r>
+        <w:t>human.getBounds</w:t>
+      </w:r>
+      <w:proofErr w:type="spellEnd"/>
+      <w:proofErr w:type="gramEnd"/>
+      <w:r>
+        <w:t>();</w:t>
+      </w:r>
+    </w:p>
+    <w:p>
+      <w:r>
+        <w:t xml:space="preserve">  let </w:t>
+      </w:r>
+      <w:proofErr w:type="spellStart"/>
+      <w:r>
+        <w:t>px</w:t>
+      </w:r>
+      <w:proofErr w:type="spellEnd"/>
+      <w:r>
+        <w:t xml:space="preserve"> = </w:t>
+      </w:r>
+      <w:proofErr w:type="spellStart"/>
+      <w:r>
+        <w:t>returnPortal.baseX</w:t>
+      </w:r>
+      <w:proofErr w:type="spellEnd"/>
+      <w:r>
+        <w:t xml:space="preserve"> + </w:t>
+      </w:r>
+      <w:proofErr w:type="spellStart"/>
+      <w:r>
+        <w:t>returnPortal.w</w:t>
+      </w:r>
+      <w:proofErr w:type="spellEnd"/>
+      <w:r>
+        <w:t>/2;</w:t>
+      </w:r>
+    </w:p>
+    <w:p>
+      <w:r>
+        <w:t xml:space="preserve">  let </w:t>
+      </w:r>
+      <w:proofErr w:type="spellStart"/>
+      <w:r>
+        <w:t>py</w:t>
+      </w:r>
+      <w:proofErr w:type="spellEnd"/>
+      <w:r>
+        <w:t xml:space="preserve"> = </w:t>
+      </w:r>
+      <w:proofErr w:type="spellStart"/>
+      <w:r>
+        <w:t>returnPortal.baseY</w:t>
+      </w:r>
+      <w:proofErr w:type="spellEnd"/>
+      <w:r>
+        <w:t>;</w:t>
+      </w:r>
+    </w:p>
+    <w:p>
+      <w:r>
+        <w:t xml:space="preserve">  if (</w:t>
+      </w:r>
+      <w:proofErr w:type="spellStart"/>
+      <w:r>
+        <w:t>dist</w:t>
+      </w:r>
+      <w:proofErr w:type="spellEnd"/>
+      <w:r>
+        <w:t>((</w:t>
+      </w:r>
+      <w:proofErr w:type="gramStart"/>
+      <w:r>
+        <w:t>hb.x1+hb.x</w:t>
+      </w:r>
+      <w:proofErr w:type="gramEnd"/>
+      <w:r>
+        <w:t>2)/</w:t>
+      </w:r>
+      <w:proofErr w:type="gramStart"/>
+      <w:r>
+        <w:t>2,(hb.y1+hb.y</w:t>
+      </w:r>
+      <w:proofErr w:type="gramEnd"/>
+      <w:r>
+        <w:t xml:space="preserve">2)/2, </w:t>
+      </w:r>
+      <w:proofErr w:type="spellStart"/>
+      <w:r>
+        <w:t>px</w:t>
+      </w:r>
+      <w:proofErr w:type="spellEnd"/>
+      <w:r>
+        <w:t xml:space="preserve">, </w:t>
+      </w:r>
+      <w:proofErr w:type="spellStart"/>
+      <w:r>
+        <w:t>py</w:t>
+      </w:r>
+      <w:proofErr w:type="spellEnd"/>
+      <w:r>
+        <w:t xml:space="preserve">) &lt; </w:t>
+      </w:r>
+      <w:proofErr w:type="spellStart"/>
+      <w:r>
+        <w:t>returnPortal.w</w:t>
+      </w:r>
+      <w:proofErr w:type="spellEnd"/>
+      <w:r>
+        <w:t>/</w:t>
+      </w:r>
+      <w:proofErr w:type="gramStart"/>
+      <w:r>
+        <w:t>2){</w:t>
+      </w:r>
+      <w:proofErr w:type="gramEnd"/>
+    </w:p>
+    <w:p>
+      <w:r>
+        <w:t xml:space="preserve">    state = "begin";</w:t>
+      </w:r>
+    </w:p>
+    <w:p>
+      <w:r>
+        <w:t xml:space="preserve">    </w:t>
+      </w:r>
+      <w:proofErr w:type="spellStart"/>
+      <w:r>
+        <w:t>currentPortal</w:t>
+      </w:r>
+      <w:proofErr w:type="spellEnd"/>
+      <w:r>
         <w:t xml:space="preserve"> = null;</w:t>
       </w:r>
     </w:p>
     <w:p>
       <w:r>
-        <w:t>let state = "begin"; // "begin" or "era"</w:t>
-      </w:r>
-    </w:p>
-    <w:p>
-      <w:r>
-        <w:t xml:space="preserve">let </w:t>
-      </w:r>
-      <w:proofErr w:type="spellStart"/>
-      <w:r>
-        <w:t>currentEra</w:t>
-      </w:r>
-      <w:proofErr w:type="spellEnd"/>
-      <w:r>
-        <w:t xml:space="preserve"> = 0;</w:t>
-      </w:r>
-    </w:p>
-    <w:p>
-      <w:r>
-        <w:t xml:space="preserve">let </w:t>
+        <w:t xml:space="preserve">    </w:t>
+      </w:r>
+      <w:proofErr w:type="spellStart"/>
+      <w:proofErr w:type="gramStart"/>
+      <w:r>
+        <w:t>blocks.forEach</w:t>
+      </w:r>
+      <w:proofErr w:type="spellEnd"/>
+      <w:proofErr w:type="gramEnd"/>
+      <w:r>
+        <w:t xml:space="preserve">(b =&gt; </w:t>
+      </w:r>
+      <w:proofErr w:type="spellStart"/>
+      <w:r>
+        <w:t>b.hit</w:t>
+      </w:r>
+      <w:proofErr w:type="spellEnd"/>
+      <w:r>
+        <w:t xml:space="preserve"> = false);</w:t>
+      </w:r>
+    </w:p>
+    <w:p>
+      <w:r>
+        <w:t xml:space="preserve">    </w:t>
+      </w:r>
+      <w:proofErr w:type="spellStart"/>
+      <w:r>
+        <w:t>human.x</w:t>
+      </w:r>
+      <w:proofErr w:type="spellEnd"/>
+      <w:r>
+        <w:t xml:space="preserve"> = width*0.05; </w:t>
+      </w:r>
+      <w:proofErr w:type="spellStart"/>
+      <w:proofErr w:type="gramStart"/>
+      <w:r>
+        <w:t>human.y</w:t>
+      </w:r>
+      <w:proofErr w:type="spellEnd"/>
+      <w:proofErr w:type="gramEnd"/>
+      <w:r>
+        <w:t xml:space="preserve"> = </w:t>
       </w:r>
       <w:proofErr w:type="spellStart"/>
       <w:r>
@@ -4266,148 +5924,9 @@
         <w:t>;</w:t>
       </w:r>
     </w:p>
-    <w:p/>
-    <w:p>
-      <w:r>
-        <w:t xml:space="preserve">function </w:t>
-      </w:r>
-      <w:proofErr w:type="gramStart"/>
-      <w:r>
-        <w:t>preload(</w:t>
-      </w:r>
-      <w:proofErr w:type="gramEnd"/>
-      <w:r>
-        <w:t>) {</w:t>
-      </w:r>
-    </w:p>
-    <w:p>
-      <w:r>
-        <w:t xml:space="preserve">  </w:t>
-      </w:r>
-      <w:proofErr w:type="spellStart"/>
-      <w:r>
-        <w:t>idleSheet</w:t>
-      </w:r>
-      <w:proofErr w:type="spellEnd"/>
-      <w:r>
-        <w:t xml:space="preserve"> = </w:t>
-      </w:r>
-      <w:proofErr w:type="spellStart"/>
-      <w:r>
-        <w:t>loadImage</w:t>
-      </w:r>
-      <w:proofErr w:type="spellEnd"/>
-      <w:r>
-        <w:t>("Idle.png");</w:t>
-      </w:r>
-    </w:p>
-    <w:p>
-      <w:r>
-        <w:t xml:space="preserve">  </w:t>
-      </w:r>
-      <w:proofErr w:type="spellStart"/>
-      <w:r>
-        <w:t>walkSheet</w:t>
-      </w:r>
-      <w:proofErr w:type="spellEnd"/>
-      <w:r>
-        <w:t xml:space="preserve"> = </w:t>
-      </w:r>
-      <w:proofErr w:type="spellStart"/>
-      <w:r>
-        <w:t>loadImage</w:t>
-      </w:r>
-      <w:proofErr w:type="spellEnd"/>
-      <w:r>
-        <w:t>("Walk.png");</w:t>
-      </w:r>
-    </w:p>
-    <w:p>
-      <w:r>
-        <w:t xml:space="preserve">  // Load era backgrounds</w:t>
-      </w:r>
-    </w:p>
-    <w:p>
-      <w:r>
-        <w:t xml:space="preserve">  </w:t>
-      </w:r>
-      <w:proofErr w:type="spellStart"/>
-      <w:r>
-        <w:t>eraBGs</w:t>
-      </w:r>
-      <w:proofErr w:type="spellEnd"/>
-      <w:r>
-        <w:t xml:space="preserve"> = [</w:t>
-      </w:r>
-    </w:p>
-    <w:p>
-      <w:r>
-        <w:t xml:space="preserve">    </w:t>
-      </w:r>
-      <w:proofErr w:type="spellStart"/>
-      <w:r>
-        <w:t>loadImage</w:t>
-      </w:r>
-      <w:proofErr w:type="spellEnd"/>
-      <w:r>
-        <w:t>("prehistoric.png"),</w:t>
-      </w:r>
-    </w:p>
-    <w:p>
-      <w:r>
-        <w:t xml:space="preserve">    </w:t>
-      </w:r>
-      <w:proofErr w:type="spellStart"/>
-      <w:r>
-        <w:t>loadImage</w:t>
-      </w:r>
-      <w:proofErr w:type="spellEnd"/>
-      <w:r>
-        <w:t>("ancient.png"),</w:t>
-      </w:r>
-    </w:p>
-    <w:p>
-      <w:r>
-        <w:t xml:space="preserve">    </w:t>
-      </w:r>
-      <w:proofErr w:type="spellStart"/>
-      <w:r>
-        <w:t>loadImage</w:t>
-      </w:r>
-      <w:proofErr w:type="spellEnd"/>
-      <w:r>
-        <w:t>("medieval.png"),</w:t>
-      </w:r>
-    </w:p>
-    <w:p>
-      <w:r>
-        <w:t xml:space="preserve">    </w:t>
-      </w:r>
-      <w:proofErr w:type="spellStart"/>
-      <w:r>
-        <w:t>loadImage</w:t>
-      </w:r>
-      <w:proofErr w:type="spellEnd"/>
-      <w:r>
-        <w:t>("industrial.png"),</w:t>
-      </w:r>
-    </w:p>
-    <w:p>
-      <w:r>
-        <w:t xml:space="preserve">    </w:t>
-      </w:r>
-      <w:proofErr w:type="spellStart"/>
-      <w:r>
-        <w:t>loadImage</w:t>
-      </w:r>
-      <w:proofErr w:type="spellEnd"/>
-      <w:r>
-        <w:t>("modern.png")</w:t>
-      </w:r>
-    </w:p>
-    <w:p>
-      <w:r>
-        <w:t xml:space="preserve">  ];</w:t>
+    <w:p>
+      <w:r>
+        <w:t xml:space="preserve">  }</w:t>
       </w:r>
     </w:p>
     <w:p>
@@ -4415,1489 +5934,10 @@
         <w:t>}</w:t>
       </w:r>
     </w:p>
-    <w:p/>
-    <w:p>
-      <w:r>
-        <w:t xml:space="preserve">function </w:t>
-      </w:r>
-      <w:proofErr w:type="gramStart"/>
-      <w:r>
-        <w:t>setup(</w:t>
-      </w:r>
-      <w:proofErr w:type="gramEnd"/>
-      <w:r>
-        <w:t>) {</w:t>
-      </w:r>
-    </w:p>
-    <w:p>
-      <w:r>
-        <w:t xml:space="preserve">  </w:t>
-      </w:r>
-      <w:proofErr w:type="spellStart"/>
-      <w:proofErr w:type="gramStart"/>
-      <w:r>
-        <w:t>createCanvas</w:t>
-      </w:r>
-      <w:proofErr w:type="spellEnd"/>
-      <w:r>
-        <w:t>(</w:t>
-      </w:r>
-      <w:proofErr w:type="spellStart"/>
-      <w:proofErr w:type="gramEnd"/>
-      <w:r>
-        <w:t>windowWidth</w:t>
-      </w:r>
-      <w:proofErr w:type="spellEnd"/>
-      <w:r>
-        <w:t xml:space="preserve">, </w:t>
-      </w:r>
-      <w:proofErr w:type="spellStart"/>
-      <w:r>
-        <w:t>windowHeight</w:t>
-      </w:r>
-      <w:proofErr w:type="spellEnd"/>
-      <w:r>
-        <w:t>);</w:t>
-      </w:r>
-    </w:p>
-    <w:p>
-      <w:r>
-        <w:t xml:space="preserve">  </w:t>
-      </w:r>
-      <w:proofErr w:type="spellStart"/>
-      <w:r>
-        <w:t>eraHumanBaseline</w:t>
-      </w:r>
-      <w:proofErr w:type="spellEnd"/>
-      <w:r>
-        <w:t xml:space="preserve"> = height - height*0.12;</w:t>
-      </w:r>
-    </w:p>
-    <w:p>
-      <w:r>
-        <w:t xml:space="preserve">  human = new </w:t>
-      </w:r>
-      <w:proofErr w:type="gramStart"/>
-      <w:r>
-        <w:t>Human(</w:t>
-      </w:r>
-      <w:proofErr w:type="gramEnd"/>
-      <w:r>
-        <w:t xml:space="preserve">width*0.05, </w:t>
-      </w:r>
-      <w:proofErr w:type="spellStart"/>
-      <w:r>
-        <w:t>eraHumanBaseline</w:t>
-      </w:r>
-      <w:proofErr w:type="spellEnd"/>
-      <w:r>
-        <w:t xml:space="preserve">, </w:t>
-      </w:r>
-      <w:proofErr w:type="spellStart"/>
-      <w:r>
-        <w:t>idleSheet</w:t>
-      </w:r>
-      <w:proofErr w:type="spellEnd"/>
-      <w:r>
-        <w:t xml:space="preserve">, </w:t>
-      </w:r>
-      <w:proofErr w:type="spellStart"/>
-      <w:r>
-        <w:t>walkSheet</w:t>
-      </w:r>
-      <w:proofErr w:type="spellEnd"/>
-      <w:r>
-        <w:t>, {idle:7, walk:10});</w:t>
-      </w:r>
-    </w:p>
-    <w:p/>
-    <w:p>
-      <w:r>
-        <w:t xml:space="preserve">  // Create 5 blocks horizontally </w:t>
-      </w:r>
-      <w:proofErr w:type="spellStart"/>
-      <w:r>
-        <w:t>centered</w:t>
-      </w:r>
-      <w:proofErr w:type="spellEnd"/>
-    </w:p>
-    <w:p>
-      <w:r>
-        <w:t xml:space="preserve">  let </w:t>
-      </w:r>
-      <w:proofErr w:type="spellStart"/>
-      <w:r>
-        <w:t>blockW</w:t>
-      </w:r>
-      <w:proofErr w:type="spellEnd"/>
-      <w:r>
-        <w:t xml:space="preserve"> = width * 0.05;</w:t>
-      </w:r>
-    </w:p>
-    <w:p>
-      <w:r>
-        <w:lastRenderedPageBreak/>
-        <w:t xml:space="preserve">  let </w:t>
-      </w:r>
-      <w:proofErr w:type="spellStart"/>
-      <w:r>
-        <w:t>blockH</w:t>
-      </w:r>
-      <w:proofErr w:type="spellEnd"/>
-      <w:r>
-        <w:t xml:space="preserve"> = height * 0.05;</w:t>
-      </w:r>
-    </w:p>
-    <w:p>
-      <w:r>
-        <w:t xml:space="preserve">  let </w:t>
-      </w:r>
-      <w:proofErr w:type="spellStart"/>
-      <w:r>
-        <w:t>startX</w:t>
-      </w:r>
-      <w:proofErr w:type="spellEnd"/>
-      <w:r>
-        <w:t xml:space="preserve"> = width * 0.2;</w:t>
-      </w:r>
-    </w:p>
-    <w:p>
-      <w:r>
-        <w:t xml:space="preserve">  let gap = width * 0.12;</w:t>
-      </w:r>
-    </w:p>
-    <w:p>
-      <w:r>
-        <w:t xml:space="preserve">  for (let </w:t>
-      </w:r>
-      <w:proofErr w:type="spellStart"/>
-      <w:r>
-        <w:t>i</w:t>
-      </w:r>
-      <w:proofErr w:type="spellEnd"/>
-      <w:r>
-        <w:t xml:space="preserve"> = 0; </w:t>
-      </w:r>
-      <w:proofErr w:type="spellStart"/>
-      <w:r>
-        <w:t>i</w:t>
-      </w:r>
-      <w:proofErr w:type="spellEnd"/>
-      <w:r>
-        <w:t xml:space="preserve"> &lt; 5; </w:t>
-      </w:r>
-      <w:proofErr w:type="spellStart"/>
-      <w:r>
-        <w:t>i</w:t>
-      </w:r>
-      <w:proofErr w:type="spellEnd"/>
-      <w:r>
-        <w:t>+</w:t>
-      </w:r>
-      <w:proofErr w:type="gramStart"/>
-      <w:r>
-        <w:t>+){</w:t>
-      </w:r>
-      <w:proofErr w:type="gramEnd"/>
-    </w:p>
-    <w:p>
-      <w:r>
-        <w:t xml:space="preserve">    </w:t>
-      </w:r>
-      <w:proofErr w:type="spellStart"/>
-      <w:proofErr w:type="gramStart"/>
-      <w:r>
-        <w:t>blocks.push</w:t>
-      </w:r>
-      <w:proofErr w:type="spellEnd"/>
-      <w:proofErr w:type="gramEnd"/>
-      <w:r>
-        <w:t xml:space="preserve">(new </w:t>
-      </w:r>
-      <w:proofErr w:type="gramStart"/>
-      <w:r>
-        <w:t>Block(</w:t>
-      </w:r>
-      <w:proofErr w:type="spellStart"/>
-      <w:proofErr w:type="gramEnd"/>
-      <w:r>
-        <w:t>startX</w:t>
-      </w:r>
-      <w:proofErr w:type="spellEnd"/>
-      <w:r>
-        <w:t xml:space="preserve"> + </w:t>
-      </w:r>
-      <w:proofErr w:type="spellStart"/>
-      <w:r>
-        <w:t>i</w:t>
-      </w:r>
-      <w:proofErr w:type="spellEnd"/>
-      <w:r>
-        <w:t xml:space="preserve">*gap, </w:t>
-      </w:r>
-      <w:proofErr w:type="spellStart"/>
-      <w:r>
-        <w:t>eraHumanBaseline</w:t>
-      </w:r>
-      <w:proofErr w:type="spellEnd"/>
-      <w:r>
-        <w:t xml:space="preserve"> - height*0.15, </w:t>
-      </w:r>
-      <w:proofErr w:type="spellStart"/>
-      <w:r>
-        <w:t>blockW</w:t>
-      </w:r>
-      <w:proofErr w:type="spellEnd"/>
-      <w:r>
-        <w:t xml:space="preserve">, </w:t>
-      </w:r>
-      <w:proofErr w:type="spellStart"/>
-      <w:r>
-        <w:t>blockH</w:t>
-      </w:r>
-      <w:proofErr w:type="spellEnd"/>
-      <w:r>
-        <w:t xml:space="preserve">, </w:t>
-      </w:r>
-      <w:proofErr w:type="spellStart"/>
-      <w:r>
-        <w:t>i</w:t>
-      </w:r>
-      <w:proofErr w:type="spellEnd"/>
-      <w:r>
-        <w:t>));</w:t>
-      </w:r>
-    </w:p>
-    <w:p>
-      <w:r>
-        <w:t xml:space="preserve">  }</w:t>
-      </w:r>
-    </w:p>
-    <w:p>
-      <w:r>
-        <w:t>}</w:t>
-      </w:r>
-    </w:p>
-    <w:p/>
-    <w:p>
-      <w:r>
-        <w:t xml:space="preserve">function </w:t>
-      </w:r>
-      <w:proofErr w:type="gramStart"/>
-      <w:r>
-        <w:t>draw(</w:t>
-      </w:r>
-      <w:proofErr w:type="gramEnd"/>
-      <w:r>
-        <w:t>) {</w:t>
-      </w:r>
-    </w:p>
-    <w:p>
-      <w:r>
-        <w:t xml:space="preserve">  </w:t>
-      </w:r>
-      <w:proofErr w:type="gramStart"/>
-      <w:r>
-        <w:t>background(</w:t>
-      </w:r>
-      <w:proofErr w:type="gramEnd"/>
-      <w:r>
-        <w:t>100, 150, 200);</w:t>
-      </w:r>
-    </w:p>
-    <w:p/>
-    <w:p>
-      <w:r>
-        <w:t xml:space="preserve">  if (state === "begin") </w:t>
-      </w:r>
-      <w:proofErr w:type="spellStart"/>
-      <w:proofErr w:type="gramStart"/>
-      <w:r>
-        <w:t>drawBegin</w:t>
-      </w:r>
-      <w:proofErr w:type="spellEnd"/>
-      <w:r>
-        <w:t>(</w:t>
-      </w:r>
-      <w:proofErr w:type="gramEnd"/>
-      <w:r>
-        <w:t>);</w:t>
-      </w:r>
-    </w:p>
-    <w:p>
-      <w:r>
-        <w:t xml:space="preserve">  else </w:t>
-      </w:r>
-      <w:proofErr w:type="spellStart"/>
-      <w:proofErr w:type="gramStart"/>
-      <w:r>
-        <w:t>drawEra</w:t>
-      </w:r>
-      <w:proofErr w:type="spellEnd"/>
-      <w:r>
-        <w:t>(</w:t>
-      </w:r>
-      <w:proofErr w:type="gramEnd"/>
-      <w:r>
-        <w:t>);</w:t>
-      </w:r>
-    </w:p>
-    <w:p>
-      <w:r>
-        <w:t>}</w:t>
-      </w:r>
-    </w:p>
-    <w:p/>
-    <w:p>
-      <w:r>
-        <w:t xml:space="preserve">function </w:t>
-      </w:r>
-      <w:proofErr w:type="spellStart"/>
-      <w:proofErr w:type="gramStart"/>
-      <w:r>
-        <w:t>drawBegin</w:t>
-      </w:r>
-      <w:proofErr w:type="spellEnd"/>
-      <w:r>
-        <w:t>(){</w:t>
-      </w:r>
-      <w:proofErr w:type="gramEnd"/>
-    </w:p>
-    <w:p>
-      <w:r>
-        <w:t xml:space="preserve">  // Draw ground</w:t>
-      </w:r>
-    </w:p>
-    <w:p>
-      <w:r>
-        <w:t xml:space="preserve">  </w:t>
-      </w:r>
-      <w:proofErr w:type="gramStart"/>
-      <w:r>
-        <w:t>fill(</w:t>
-      </w:r>
-      <w:proofErr w:type="gramEnd"/>
-      <w:r>
-        <w:t>100,50,20);</w:t>
-      </w:r>
-    </w:p>
-    <w:p>
-      <w:r>
-        <w:t xml:space="preserve">  </w:t>
-      </w:r>
-      <w:proofErr w:type="spellStart"/>
-      <w:proofErr w:type="gramStart"/>
-      <w:r>
-        <w:t>rect</w:t>
-      </w:r>
-      <w:proofErr w:type="spellEnd"/>
-      <w:r>
-        <w:t>(</w:t>
-      </w:r>
-      <w:proofErr w:type="gramEnd"/>
-      <w:r>
-        <w:t xml:space="preserve">0, </w:t>
-      </w:r>
-      <w:proofErr w:type="spellStart"/>
-      <w:r>
-        <w:t>eraHumanBaseline</w:t>
-      </w:r>
-      <w:proofErr w:type="spellEnd"/>
-      <w:r>
-        <w:t>, width, height*0.12);</w:t>
-      </w:r>
-    </w:p>
-    <w:p/>
-    <w:p>
-      <w:r>
-        <w:t xml:space="preserve">  // Draw blocks</w:t>
-      </w:r>
-    </w:p>
-    <w:p>
-      <w:r>
-        <w:t xml:space="preserve">  </w:t>
-      </w:r>
-      <w:proofErr w:type="spellStart"/>
-      <w:proofErr w:type="gramStart"/>
-      <w:r>
-        <w:t>blocks.forEach</w:t>
-      </w:r>
-      <w:proofErr w:type="spellEnd"/>
-      <w:proofErr w:type="gramEnd"/>
-      <w:r>
-        <w:t xml:space="preserve">(b =&gt; </w:t>
-      </w:r>
-      <w:proofErr w:type="spellStart"/>
-      <w:proofErr w:type="gramStart"/>
-      <w:r>
-        <w:t>b.show</w:t>
-      </w:r>
-      <w:proofErr w:type="spellEnd"/>
-      <w:proofErr w:type="gramEnd"/>
-      <w:r>
-        <w:t>());</w:t>
-      </w:r>
-    </w:p>
-    <w:p/>
-    <w:p>
-      <w:r>
-        <w:t xml:space="preserve">  // Check block interaction</w:t>
-      </w:r>
-    </w:p>
-    <w:p>
-      <w:r>
-        <w:t xml:space="preserve">  </w:t>
-      </w:r>
-      <w:proofErr w:type="spellStart"/>
-      <w:proofErr w:type="gramStart"/>
-      <w:r>
-        <w:t>blocks.forEach</w:t>
-      </w:r>
-      <w:proofErr w:type="spellEnd"/>
-      <w:proofErr w:type="gramEnd"/>
-      <w:r>
-        <w:t>(b =&gt; {</w:t>
-      </w:r>
-    </w:p>
-    <w:p>
-      <w:r>
-        <w:t xml:space="preserve">    if (</w:t>
-      </w:r>
-      <w:proofErr w:type="spellStart"/>
-      <w:proofErr w:type="gramStart"/>
-      <w:r>
-        <w:t>b.togglePortal</w:t>
-      </w:r>
-      <w:proofErr w:type="spellEnd"/>
-      <w:proofErr w:type="gramEnd"/>
-      <w:r>
-        <w:t>(human</w:t>
-      </w:r>
-      <w:proofErr w:type="gramStart"/>
-      <w:r>
-        <w:t>)){</w:t>
-      </w:r>
-      <w:proofErr w:type="gramEnd"/>
-    </w:p>
-    <w:p>
-      <w:r>
-        <w:t xml:space="preserve">      </w:t>
-      </w:r>
-      <w:proofErr w:type="spellStart"/>
-      <w:r>
-        <w:t>currentPortal</w:t>
-      </w:r>
-      <w:proofErr w:type="spellEnd"/>
-      <w:r>
-        <w:t xml:space="preserve"> = new </w:t>
-      </w:r>
-      <w:proofErr w:type="gramStart"/>
-      <w:r>
-        <w:t>Portal(</w:t>
-      </w:r>
-      <w:proofErr w:type="gramEnd"/>
-      <w:r>
-        <w:t xml:space="preserve">width - 150, </w:t>
-      </w:r>
-      <w:proofErr w:type="spellStart"/>
-      <w:r>
-        <w:t>eraHumanBaseline</w:t>
-      </w:r>
-      <w:proofErr w:type="spellEnd"/>
-      <w:r>
-        <w:t xml:space="preserve"> - 20, 80, 40, "green", "To " + ["Prehistoric","Ancient","Medieval","Industrial","Modern</w:t>
-      </w:r>
-      <w:proofErr w:type="gramStart"/>
-      <w:r>
-        <w:t>"][b.eraIndex</w:t>
-      </w:r>
-      <w:proofErr w:type="gramEnd"/>
-      <w:r>
-        <w:t>]);</w:t>
-      </w:r>
-    </w:p>
-    <w:p>
-      <w:r>
-        <w:lastRenderedPageBreak/>
-        <w:t xml:space="preserve">      </w:t>
-      </w:r>
-      <w:proofErr w:type="spellStart"/>
-      <w:proofErr w:type="gramStart"/>
-      <w:r>
-        <w:t>blocks.forEach</w:t>
-      </w:r>
-      <w:proofErr w:type="spellEnd"/>
-      <w:proofErr w:type="gramEnd"/>
-      <w:r>
-        <w:t xml:space="preserve">(other =&gt; </w:t>
-      </w:r>
-      <w:proofErr w:type="gramStart"/>
-      <w:r>
-        <w:t>{ if</w:t>
-      </w:r>
-      <w:proofErr w:type="gramEnd"/>
-      <w:r>
-        <w:t>(</w:t>
-      </w:r>
-      <w:proofErr w:type="gramStart"/>
-      <w:r>
-        <w:t>other !</w:t>
-      </w:r>
-      <w:proofErr w:type="gramEnd"/>
-      <w:r>
-        <w:t xml:space="preserve">== b) </w:t>
-      </w:r>
-      <w:proofErr w:type="spellStart"/>
-      <w:r>
-        <w:t>other.hit</w:t>
-      </w:r>
-      <w:proofErr w:type="spellEnd"/>
-      <w:r>
-        <w:t xml:space="preserve"> = false</w:t>
-      </w:r>
-      <w:proofErr w:type="gramStart"/>
-      <w:r>
-        <w:t>; }</w:t>
-      </w:r>
-      <w:proofErr w:type="gramEnd"/>
-      <w:r>
-        <w:t>); // lock other blocks</w:t>
-      </w:r>
-    </w:p>
-    <w:p>
-      <w:r>
-        <w:t xml:space="preserve">    }</w:t>
-      </w:r>
-    </w:p>
-    <w:p>
-      <w:r>
-        <w:t xml:space="preserve">  });</w:t>
-      </w:r>
-    </w:p>
-    <w:p/>
-    <w:p>
-      <w:r>
-        <w:t xml:space="preserve">  // Draw portal if exists</w:t>
-      </w:r>
-    </w:p>
-    <w:p>
-      <w:r>
-        <w:t xml:space="preserve">  if (</w:t>
-      </w:r>
-      <w:proofErr w:type="spellStart"/>
-      <w:r>
-        <w:t>currentPortal</w:t>
-      </w:r>
-      <w:proofErr w:type="spellEnd"/>
-      <w:r>
-        <w:t xml:space="preserve">) </w:t>
-      </w:r>
-      <w:proofErr w:type="spellStart"/>
-      <w:r>
-        <w:t>currentPortal.show</w:t>
-      </w:r>
-      <w:proofErr w:type="spellEnd"/>
-      <w:r>
-        <w:t>();</w:t>
-      </w:r>
-    </w:p>
-    <w:p/>
-    <w:p>
-      <w:r>
-        <w:t xml:space="preserve">  // Human movement</w:t>
-      </w:r>
-    </w:p>
-    <w:p>
-      <w:r>
-        <w:t xml:space="preserve">  let </w:t>
-      </w:r>
-      <w:proofErr w:type="spellStart"/>
-      <w:r>
-        <w:t>dir</w:t>
-      </w:r>
-      <w:proofErr w:type="spellEnd"/>
-      <w:r>
-        <w:t xml:space="preserve"> = 0;</w:t>
-      </w:r>
-    </w:p>
-    <w:p>
-      <w:r>
-        <w:t xml:space="preserve">  if (</w:t>
-      </w:r>
-      <w:proofErr w:type="spellStart"/>
-      <w:proofErr w:type="gramStart"/>
-      <w:r>
-        <w:t>keyIsDown</w:t>
-      </w:r>
-      <w:proofErr w:type="spellEnd"/>
-      <w:r>
-        <w:t>(</w:t>
-      </w:r>
-      <w:proofErr w:type="gramEnd"/>
-      <w:r>
-        <w:t xml:space="preserve">RIGHT_ARROW)) </w:t>
-      </w:r>
-      <w:proofErr w:type="spellStart"/>
-      <w:r>
-        <w:t>dir</w:t>
-      </w:r>
-      <w:proofErr w:type="spellEnd"/>
-      <w:r>
-        <w:t xml:space="preserve"> = 1;</w:t>
-      </w:r>
-    </w:p>
-    <w:p>
-      <w:r>
-        <w:t xml:space="preserve">  if (</w:t>
-      </w:r>
-      <w:proofErr w:type="spellStart"/>
-      <w:proofErr w:type="gramStart"/>
-      <w:r>
-        <w:t>keyIsDown</w:t>
-      </w:r>
-      <w:proofErr w:type="spellEnd"/>
-      <w:r>
-        <w:t>(</w:t>
-      </w:r>
-      <w:proofErr w:type="gramEnd"/>
-      <w:r>
-        <w:t xml:space="preserve">LEFT_ARROW)) </w:t>
-      </w:r>
-      <w:proofErr w:type="spellStart"/>
-      <w:r>
-        <w:t>dir</w:t>
-      </w:r>
-      <w:proofErr w:type="spellEnd"/>
-      <w:r>
-        <w:t xml:space="preserve"> = -1;</w:t>
-      </w:r>
-    </w:p>
-    <w:p>
-      <w:r>
-        <w:t xml:space="preserve">  </w:t>
-      </w:r>
-      <w:proofErr w:type="spellStart"/>
-      <w:proofErr w:type="gramStart"/>
-      <w:r>
-        <w:t>human.move</w:t>
-      </w:r>
-      <w:proofErr w:type="spellEnd"/>
-      <w:proofErr w:type="gramEnd"/>
-      <w:r>
-        <w:t>(</w:t>
-      </w:r>
-      <w:proofErr w:type="spellStart"/>
-      <w:r>
-        <w:t>dir</w:t>
-      </w:r>
-      <w:proofErr w:type="spellEnd"/>
-      <w:r>
-        <w:t>);</w:t>
-      </w:r>
-    </w:p>
-    <w:p>
-      <w:r>
-        <w:t xml:space="preserve">  </w:t>
-      </w:r>
-      <w:proofErr w:type="spellStart"/>
-      <w:proofErr w:type="gramStart"/>
-      <w:r>
-        <w:t>human.update</w:t>
-      </w:r>
-      <w:proofErr w:type="spellEnd"/>
-      <w:proofErr w:type="gramEnd"/>
-      <w:r>
-        <w:t>();</w:t>
-      </w:r>
-    </w:p>
-    <w:p>
-      <w:r>
-        <w:t xml:space="preserve">  </w:t>
-      </w:r>
-      <w:proofErr w:type="spellStart"/>
-      <w:proofErr w:type="gramStart"/>
-      <w:r>
-        <w:t>human.show</w:t>
-      </w:r>
-      <w:proofErr w:type="spellEnd"/>
-      <w:proofErr w:type="gramEnd"/>
-      <w:r>
-        <w:t>();</w:t>
-      </w:r>
-    </w:p>
-    <w:p/>
-    <w:p>
-      <w:r>
-        <w:t xml:space="preserve">  // Portal collision → enter era</w:t>
-      </w:r>
-    </w:p>
-    <w:p>
-      <w:r>
-        <w:t xml:space="preserve">  if (</w:t>
-      </w:r>
-      <w:proofErr w:type="spellStart"/>
-      <w:r>
-        <w:t>currentPortal</w:t>
-      </w:r>
-      <w:proofErr w:type="spellEnd"/>
-      <w:proofErr w:type="gramStart"/>
-      <w:r>
-        <w:t>){</w:t>
-      </w:r>
-      <w:proofErr w:type="gramEnd"/>
-    </w:p>
-    <w:p>
-      <w:r>
-        <w:t xml:space="preserve">    let </w:t>
-      </w:r>
-      <w:proofErr w:type="spellStart"/>
-      <w:r>
-        <w:t>hb</w:t>
-      </w:r>
-      <w:proofErr w:type="spellEnd"/>
-      <w:r>
-        <w:t xml:space="preserve"> = </w:t>
-      </w:r>
-      <w:proofErr w:type="spellStart"/>
-      <w:proofErr w:type="gramStart"/>
-      <w:r>
-        <w:t>human.getBounds</w:t>
-      </w:r>
-      <w:proofErr w:type="spellEnd"/>
-      <w:proofErr w:type="gramEnd"/>
-      <w:r>
-        <w:t>();</w:t>
-      </w:r>
-    </w:p>
-    <w:p>
-      <w:r>
-        <w:t xml:space="preserve">    let </w:t>
-      </w:r>
-      <w:proofErr w:type="spellStart"/>
-      <w:r>
-        <w:t>px</w:t>
-      </w:r>
-      <w:proofErr w:type="spellEnd"/>
-      <w:r>
-        <w:t xml:space="preserve"> = </w:t>
-      </w:r>
-      <w:proofErr w:type="spellStart"/>
-      <w:r>
-        <w:t>currentPortal.baseX</w:t>
-      </w:r>
-      <w:proofErr w:type="spellEnd"/>
-      <w:r>
-        <w:t xml:space="preserve"> + </w:t>
-      </w:r>
-      <w:proofErr w:type="spellStart"/>
-      <w:r>
-        <w:t>currentPortal.w</w:t>
-      </w:r>
-      <w:proofErr w:type="spellEnd"/>
-      <w:r>
-        <w:t>/2;</w:t>
-      </w:r>
-    </w:p>
-    <w:p>
-      <w:r>
-        <w:t xml:space="preserve">    let </w:t>
-      </w:r>
-      <w:proofErr w:type="spellStart"/>
-      <w:r>
-        <w:t>py</w:t>
-      </w:r>
-      <w:proofErr w:type="spellEnd"/>
-      <w:r>
-        <w:t xml:space="preserve"> = </w:t>
-      </w:r>
-      <w:proofErr w:type="spellStart"/>
-      <w:r>
-        <w:t>currentPortal.baseY</w:t>
-      </w:r>
-      <w:proofErr w:type="spellEnd"/>
-      <w:r>
-        <w:t>;</w:t>
-      </w:r>
-    </w:p>
-    <w:p>
-      <w:r>
-        <w:t xml:space="preserve">    if (</w:t>
-      </w:r>
-      <w:proofErr w:type="spellStart"/>
-      <w:r>
-        <w:t>dist</w:t>
-      </w:r>
-      <w:proofErr w:type="spellEnd"/>
-      <w:r>
-        <w:t>((</w:t>
-      </w:r>
-      <w:proofErr w:type="gramStart"/>
-      <w:r>
-        <w:t>hb.x1+hb.x</w:t>
-      </w:r>
-      <w:proofErr w:type="gramEnd"/>
-      <w:r>
-        <w:t>2)/</w:t>
-      </w:r>
-      <w:proofErr w:type="gramStart"/>
-      <w:r>
-        <w:t>2,(hb.y1+hb.y</w:t>
-      </w:r>
-      <w:proofErr w:type="gramEnd"/>
-      <w:r>
-        <w:t xml:space="preserve">2)/2, </w:t>
-      </w:r>
-      <w:proofErr w:type="spellStart"/>
-      <w:r>
-        <w:t>px</w:t>
-      </w:r>
-      <w:proofErr w:type="spellEnd"/>
-      <w:r>
-        <w:t xml:space="preserve">, </w:t>
-      </w:r>
-      <w:proofErr w:type="spellStart"/>
-      <w:r>
-        <w:t>py</w:t>
-      </w:r>
-      <w:proofErr w:type="spellEnd"/>
-      <w:r>
-        <w:t xml:space="preserve">) &lt; </w:t>
-      </w:r>
-      <w:proofErr w:type="spellStart"/>
-      <w:r>
-        <w:t>currentPortal.w</w:t>
-      </w:r>
-      <w:proofErr w:type="spellEnd"/>
-      <w:r>
-        <w:t>/</w:t>
-      </w:r>
-      <w:proofErr w:type="gramStart"/>
-      <w:r>
-        <w:t>2){</w:t>
-      </w:r>
-      <w:proofErr w:type="gramEnd"/>
-    </w:p>
-    <w:p>
-      <w:r>
-        <w:t xml:space="preserve">      state = "era";</w:t>
-      </w:r>
-    </w:p>
-    <w:p>
-      <w:r>
-        <w:t xml:space="preserve">      </w:t>
-      </w:r>
-      <w:proofErr w:type="spellStart"/>
-      <w:r>
-        <w:t>currentEra</w:t>
-      </w:r>
-      <w:proofErr w:type="spellEnd"/>
-      <w:r>
-        <w:t xml:space="preserve"> = </w:t>
-      </w:r>
-      <w:proofErr w:type="spellStart"/>
-      <w:proofErr w:type="gramStart"/>
-      <w:r>
-        <w:t>blocks.find</w:t>
-      </w:r>
-      <w:proofErr w:type="spellEnd"/>
-      <w:proofErr w:type="gramEnd"/>
-      <w:r>
-        <w:t xml:space="preserve">(b =&gt; </w:t>
-      </w:r>
-      <w:proofErr w:type="spellStart"/>
-      <w:r>
-        <w:t>b.hit</w:t>
-      </w:r>
-      <w:proofErr w:type="spellEnd"/>
-      <w:proofErr w:type="gramStart"/>
-      <w:r>
-        <w:t>).</w:t>
-      </w:r>
-      <w:proofErr w:type="spellStart"/>
-      <w:r>
-        <w:t>eraIndex</w:t>
-      </w:r>
-      <w:proofErr w:type="spellEnd"/>
-      <w:proofErr w:type="gramEnd"/>
-      <w:r>
-        <w:t>;</w:t>
-      </w:r>
-    </w:p>
-    <w:p>
-      <w:r>
-        <w:t xml:space="preserve">      </w:t>
-      </w:r>
-      <w:proofErr w:type="spellStart"/>
-      <w:r>
-        <w:t>human.x</w:t>
-      </w:r>
-      <w:proofErr w:type="spellEnd"/>
-      <w:r>
-        <w:t xml:space="preserve"> = width*0.1; </w:t>
-      </w:r>
-      <w:proofErr w:type="spellStart"/>
-      <w:proofErr w:type="gramStart"/>
-      <w:r>
-        <w:t>human.y</w:t>
-      </w:r>
-      <w:proofErr w:type="spellEnd"/>
-      <w:proofErr w:type="gramEnd"/>
-      <w:r>
-        <w:t xml:space="preserve"> = </w:t>
-      </w:r>
-      <w:proofErr w:type="spellStart"/>
-      <w:r>
-        <w:t>eraHumanBaseline</w:t>
-      </w:r>
-      <w:proofErr w:type="spellEnd"/>
-      <w:r>
-        <w:t>;</w:t>
-      </w:r>
-    </w:p>
-    <w:p>
-      <w:r>
-        <w:t xml:space="preserve">    }</w:t>
-      </w:r>
-    </w:p>
-    <w:p>
-      <w:r>
-        <w:t xml:space="preserve">  }</w:t>
-      </w:r>
-    </w:p>
-    <w:p/>
-    <w:p>
-      <w:r>
-        <w:t xml:space="preserve">  // Prevent going off left</w:t>
-      </w:r>
-    </w:p>
-    <w:p>
-      <w:r>
-        <w:lastRenderedPageBreak/>
-        <w:t xml:space="preserve">  if (</w:t>
-      </w:r>
-      <w:proofErr w:type="spellStart"/>
-      <w:r>
-        <w:t>human.x</w:t>
-      </w:r>
-      <w:proofErr w:type="spellEnd"/>
-      <w:r>
-        <w:t xml:space="preserve"> &lt; 0) </w:t>
-      </w:r>
-      <w:proofErr w:type="spellStart"/>
-      <w:r>
-        <w:t>human.x</w:t>
-      </w:r>
-      <w:proofErr w:type="spellEnd"/>
-      <w:r>
-        <w:t xml:space="preserve"> = 0;</w:t>
-      </w:r>
-    </w:p>
-    <w:p>
-      <w:r>
-        <w:t>}</w:t>
-      </w:r>
-    </w:p>
-    <w:p/>
-    <w:p>
-      <w:r>
-        <w:t xml:space="preserve">function </w:t>
-      </w:r>
-      <w:proofErr w:type="spellStart"/>
-      <w:proofErr w:type="gramStart"/>
-      <w:r>
-        <w:t>drawEra</w:t>
-      </w:r>
-      <w:proofErr w:type="spellEnd"/>
-      <w:r>
-        <w:t>(){</w:t>
-      </w:r>
-      <w:proofErr w:type="gramEnd"/>
-    </w:p>
-    <w:p>
-      <w:r>
-        <w:t xml:space="preserve">  // Draw era background</w:t>
-      </w:r>
-    </w:p>
-    <w:p>
-      <w:r>
-        <w:t xml:space="preserve">  </w:t>
-      </w:r>
-      <w:proofErr w:type="spellStart"/>
-      <w:proofErr w:type="gramStart"/>
-      <w:r>
-        <w:t>imageMode</w:t>
-      </w:r>
-      <w:proofErr w:type="spellEnd"/>
-      <w:r>
-        <w:t>(</w:t>
-      </w:r>
-      <w:proofErr w:type="gramEnd"/>
-      <w:r>
-        <w:t>CORNER);</w:t>
-      </w:r>
-    </w:p>
-    <w:p>
-      <w:r>
-        <w:t xml:space="preserve">  image(</w:t>
-      </w:r>
-      <w:proofErr w:type="spellStart"/>
-      <w:r>
-        <w:t>eraBGs</w:t>
-      </w:r>
-      <w:proofErr w:type="spellEnd"/>
-      <w:r>
-        <w:t>[</w:t>
-      </w:r>
-      <w:proofErr w:type="spellStart"/>
-      <w:r>
-        <w:t>currentEra</w:t>
-      </w:r>
-      <w:proofErr w:type="spellEnd"/>
-      <w:r>
-        <w:t>], 0, 0, width, height);</w:t>
-      </w:r>
-    </w:p>
-    <w:p/>
-    <w:p>
-      <w:r>
-        <w:t xml:space="preserve">  // Draw ground</w:t>
-      </w:r>
-    </w:p>
-    <w:p>
-      <w:r>
-        <w:t xml:space="preserve">  </w:t>
-      </w:r>
-      <w:proofErr w:type="gramStart"/>
-      <w:r>
-        <w:t>fill(</w:t>
-      </w:r>
-      <w:proofErr w:type="gramEnd"/>
-      <w:r>
-        <w:t>100,50,20);</w:t>
-      </w:r>
-    </w:p>
-    <w:p>
-      <w:r>
-        <w:t xml:space="preserve">  </w:t>
-      </w:r>
-      <w:proofErr w:type="spellStart"/>
-      <w:proofErr w:type="gramStart"/>
-      <w:r>
-        <w:t>rect</w:t>
-      </w:r>
-      <w:proofErr w:type="spellEnd"/>
-      <w:r>
-        <w:t>(</w:t>
-      </w:r>
-      <w:proofErr w:type="gramEnd"/>
-      <w:r>
-        <w:t xml:space="preserve">0, </w:t>
-      </w:r>
-      <w:proofErr w:type="spellStart"/>
-      <w:r>
-        <w:t>eraHumanBaseline</w:t>
-      </w:r>
-      <w:proofErr w:type="spellEnd"/>
-      <w:r>
-        <w:t>, width, height*0.12);</w:t>
-      </w:r>
-    </w:p>
-    <w:p/>
-    <w:p>
-      <w:r>
-        <w:t xml:space="preserve">  // Draw human</w:t>
-      </w:r>
-    </w:p>
-    <w:p>
-      <w:r>
-        <w:t xml:space="preserve">  let </w:t>
-      </w:r>
-      <w:proofErr w:type="spellStart"/>
-      <w:r>
-        <w:t>dir</w:t>
-      </w:r>
-      <w:proofErr w:type="spellEnd"/>
-      <w:r>
-        <w:t xml:space="preserve"> = 0;</w:t>
-      </w:r>
-    </w:p>
-    <w:p>
-      <w:r>
-        <w:t xml:space="preserve">  if (</w:t>
-      </w:r>
-      <w:proofErr w:type="spellStart"/>
-      <w:proofErr w:type="gramStart"/>
-      <w:r>
-        <w:t>keyIsDown</w:t>
-      </w:r>
-      <w:proofErr w:type="spellEnd"/>
-      <w:r>
-        <w:t>(</w:t>
-      </w:r>
-      <w:proofErr w:type="gramEnd"/>
-      <w:r>
-        <w:t xml:space="preserve">RIGHT_ARROW)) </w:t>
-      </w:r>
-      <w:proofErr w:type="spellStart"/>
-      <w:r>
-        <w:t>dir</w:t>
-      </w:r>
-      <w:proofErr w:type="spellEnd"/>
-      <w:r>
-        <w:t xml:space="preserve"> = 1;</w:t>
-      </w:r>
-    </w:p>
-    <w:p>
-      <w:r>
-        <w:t xml:space="preserve">  if (</w:t>
-      </w:r>
-      <w:proofErr w:type="spellStart"/>
-      <w:proofErr w:type="gramStart"/>
-      <w:r>
-        <w:t>keyIsDown</w:t>
-      </w:r>
-      <w:proofErr w:type="spellEnd"/>
-      <w:r>
-        <w:t>(</w:t>
-      </w:r>
-      <w:proofErr w:type="gramEnd"/>
-      <w:r>
-        <w:t xml:space="preserve">LEFT_ARROW)) </w:t>
-      </w:r>
-      <w:proofErr w:type="spellStart"/>
-      <w:r>
-        <w:t>dir</w:t>
-      </w:r>
-      <w:proofErr w:type="spellEnd"/>
-      <w:r>
-        <w:t xml:space="preserve"> = -1;</w:t>
-      </w:r>
-    </w:p>
-    <w:p>
-      <w:r>
-        <w:t xml:space="preserve">  </w:t>
-      </w:r>
-      <w:proofErr w:type="spellStart"/>
-      <w:proofErr w:type="gramStart"/>
-      <w:r>
-        <w:t>human.move</w:t>
-      </w:r>
-      <w:proofErr w:type="spellEnd"/>
-      <w:proofErr w:type="gramEnd"/>
-      <w:r>
-        <w:t>(</w:t>
-      </w:r>
-      <w:proofErr w:type="spellStart"/>
-      <w:r>
-        <w:t>dir</w:t>
-      </w:r>
-      <w:proofErr w:type="spellEnd"/>
-      <w:r>
-        <w:t>);</w:t>
-      </w:r>
-    </w:p>
-    <w:p>
-      <w:r>
-        <w:t xml:space="preserve">  </w:t>
-      </w:r>
-      <w:proofErr w:type="spellStart"/>
-      <w:proofErr w:type="gramStart"/>
-      <w:r>
-        <w:t>human.update</w:t>
-      </w:r>
-      <w:proofErr w:type="spellEnd"/>
-      <w:proofErr w:type="gramEnd"/>
-      <w:r>
-        <w:t>();</w:t>
-      </w:r>
-    </w:p>
-    <w:p>
-      <w:r>
-        <w:t xml:space="preserve">  </w:t>
-      </w:r>
-      <w:proofErr w:type="spellStart"/>
-      <w:proofErr w:type="gramStart"/>
-      <w:r>
-        <w:t>human.show</w:t>
-      </w:r>
-      <w:proofErr w:type="spellEnd"/>
-      <w:proofErr w:type="gramEnd"/>
-      <w:r>
-        <w:t>();</w:t>
-      </w:r>
-    </w:p>
-    <w:p/>
-    <w:p>
-      <w:r>
-        <w:t xml:space="preserve">  // Draw red return portal</w:t>
-      </w:r>
-    </w:p>
-    <w:p>
-      <w:r>
-        <w:t xml:space="preserve">  let </w:t>
-      </w:r>
-      <w:proofErr w:type="spellStart"/>
-      <w:r>
-        <w:t>returnPortal</w:t>
-      </w:r>
-      <w:proofErr w:type="spellEnd"/>
-      <w:r>
-        <w:t xml:space="preserve"> = new </w:t>
-      </w:r>
-      <w:proofErr w:type="gramStart"/>
-      <w:r>
-        <w:t>Portal(</w:t>
-      </w:r>
-      <w:proofErr w:type="gramEnd"/>
-      <w:r>
-        <w:t xml:space="preserve">width - 150, </w:t>
-      </w:r>
-      <w:proofErr w:type="spellStart"/>
-      <w:r>
-        <w:t>eraHumanBaseline</w:t>
-      </w:r>
-      <w:proofErr w:type="spellEnd"/>
-      <w:r>
-        <w:t xml:space="preserve"> - 20, 80, 40, "red", "Back to Beginning");</w:t>
-      </w:r>
-    </w:p>
-    <w:p>
-      <w:r>
-        <w:t xml:space="preserve">  </w:t>
-      </w:r>
-      <w:proofErr w:type="spellStart"/>
-      <w:r>
-        <w:t>returnPortal.show</w:t>
-      </w:r>
-      <w:proofErr w:type="spellEnd"/>
-      <w:r>
-        <w:t>();</w:t>
-      </w:r>
-    </w:p>
-    <w:p/>
-    <w:p>
-      <w:r>
-        <w:t xml:space="preserve">  // Collision to go back</w:t>
-      </w:r>
-    </w:p>
-    <w:p>
-      <w:r>
-        <w:t xml:space="preserve">  let </w:t>
-      </w:r>
-      <w:proofErr w:type="spellStart"/>
-      <w:r>
-        <w:t>hb</w:t>
-      </w:r>
-      <w:proofErr w:type="spellEnd"/>
-      <w:r>
-        <w:t xml:space="preserve"> = </w:t>
-      </w:r>
-      <w:proofErr w:type="spellStart"/>
-      <w:proofErr w:type="gramStart"/>
-      <w:r>
-        <w:t>human.getBounds</w:t>
-      </w:r>
-      <w:proofErr w:type="spellEnd"/>
-      <w:proofErr w:type="gramEnd"/>
-      <w:r>
-        <w:t>();</w:t>
-      </w:r>
-    </w:p>
-    <w:p>
-      <w:r>
-        <w:t xml:space="preserve">  let </w:t>
-      </w:r>
-      <w:proofErr w:type="spellStart"/>
-      <w:r>
-        <w:t>px</w:t>
-      </w:r>
-      <w:proofErr w:type="spellEnd"/>
-      <w:r>
-        <w:t xml:space="preserve"> = </w:t>
-      </w:r>
-      <w:proofErr w:type="spellStart"/>
-      <w:r>
-        <w:t>returnPortal.baseX</w:t>
-      </w:r>
-      <w:proofErr w:type="spellEnd"/>
-      <w:r>
-        <w:t xml:space="preserve"> + </w:t>
-      </w:r>
-      <w:proofErr w:type="spellStart"/>
-      <w:r>
-        <w:t>returnPortal.w</w:t>
-      </w:r>
-      <w:proofErr w:type="spellEnd"/>
-      <w:r>
-        <w:t>/2;</w:t>
-      </w:r>
-    </w:p>
-    <w:p>
-      <w:r>
-        <w:lastRenderedPageBreak/>
-        <w:t xml:space="preserve">  let </w:t>
-      </w:r>
-      <w:proofErr w:type="spellStart"/>
-      <w:r>
-        <w:t>py</w:t>
-      </w:r>
-      <w:proofErr w:type="spellEnd"/>
-      <w:r>
-        <w:t xml:space="preserve"> = </w:t>
-      </w:r>
-      <w:proofErr w:type="spellStart"/>
-      <w:r>
-        <w:t>returnPortal.baseY</w:t>
-      </w:r>
-      <w:proofErr w:type="spellEnd"/>
-      <w:r>
-        <w:t>;</w:t>
-      </w:r>
-    </w:p>
-    <w:p>
-      <w:r>
-        <w:t xml:space="preserve">  if (</w:t>
-      </w:r>
-      <w:proofErr w:type="spellStart"/>
-      <w:r>
-        <w:t>dist</w:t>
-      </w:r>
-      <w:proofErr w:type="spellEnd"/>
-      <w:r>
-        <w:t>((</w:t>
-      </w:r>
-      <w:proofErr w:type="gramStart"/>
-      <w:r>
-        <w:t>hb.x1+hb.x</w:t>
-      </w:r>
-      <w:proofErr w:type="gramEnd"/>
-      <w:r>
-        <w:t>2)/</w:t>
-      </w:r>
-      <w:proofErr w:type="gramStart"/>
-      <w:r>
-        <w:t>2,(hb.y1+hb.y</w:t>
-      </w:r>
-      <w:proofErr w:type="gramEnd"/>
-      <w:r>
-        <w:t xml:space="preserve">2)/2, </w:t>
-      </w:r>
-      <w:proofErr w:type="spellStart"/>
-      <w:r>
-        <w:t>px</w:t>
-      </w:r>
-      <w:proofErr w:type="spellEnd"/>
-      <w:r>
-        <w:t xml:space="preserve">, </w:t>
-      </w:r>
-      <w:proofErr w:type="spellStart"/>
-      <w:r>
-        <w:t>py</w:t>
-      </w:r>
-      <w:proofErr w:type="spellEnd"/>
-      <w:r>
-        <w:t xml:space="preserve">) &lt; </w:t>
-      </w:r>
-      <w:proofErr w:type="spellStart"/>
-      <w:r>
-        <w:t>returnPortal.w</w:t>
-      </w:r>
-      <w:proofErr w:type="spellEnd"/>
-      <w:r>
-        <w:t>/</w:t>
-      </w:r>
-      <w:proofErr w:type="gramStart"/>
-      <w:r>
-        <w:t>2){</w:t>
-      </w:r>
-      <w:proofErr w:type="gramEnd"/>
-    </w:p>
-    <w:p>
-      <w:r>
-        <w:t xml:space="preserve">    state = "begin";</w:t>
-      </w:r>
-    </w:p>
-    <w:p>
-      <w:r>
-        <w:t xml:space="preserve">    </w:t>
-      </w:r>
-      <w:proofErr w:type="spellStart"/>
-      <w:r>
-        <w:t>currentPortal</w:t>
-      </w:r>
-      <w:proofErr w:type="spellEnd"/>
-      <w:r>
-        <w:t xml:space="preserve"> = null;</w:t>
-      </w:r>
-    </w:p>
-    <w:p>
-      <w:r>
-        <w:t xml:space="preserve">    </w:t>
-      </w:r>
-      <w:proofErr w:type="spellStart"/>
-      <w:proofErr w:type="gramStart"/>
-      <w:r>
-        <w:t>blocks.forEach</w:t>
-      </w:r>
-      <w:proofErr w:type="spellEnd"/>
-      <w:proofErr w:type="gramEnd"/>
-      <w:r>
-        <w:t xml:space="preserve">(b =&gt; </w:t>
-      </w:r>
-      <w:proofErr w:type="spellStart"/>
-      <w:r>
-        <w:t>b.hit</w:t>
-      </w:r>
-      <w:proofErr w:type="spellEnd"/>
-      <w:r>
-        <w:t xml:space="preserve"> = false);</w:t>
-      </w:r>
-    </w:p>
-    <w:p>
-      <w:r>
-        <w:t xml:space="preserve">    </w:t>
-      </w:r>
-      <w:proofErr w:type="spellStart"/>
-      <w:r>
-        <w:t>human.x</w:t>
-      </w:r>
-      <w:proofErr w:type="spellEnd"/>
-      <w:r>
-        <w:t xml:space="preserve"> = width*0.05; </w:t>
-      </w:r>
-      <w:proofErr w:type="spellStart"/>
-      <w:proofErr w:type="gramStart"/>
-      <w:r>
-        <w:t>human.y</w:t>
-      </w:r>
-      <w:proofErr w:type="spellEnd"/>
-      <w:proofErr w:type="gramEnd"/>
-      <w:r>
-        <w:t xml:space="preserve"> = </w:t>
-      </w:r>
-      <w:proofErr w:type="spellStart"/>
-      <w:r>
-        <w:t>eraHumanBaseline</w:t>
-      </w:r>
-      <w:proofErr w:type="spellEnd"/>
-      <w:r>
-        <w:t>;</w:t>
-      </w:r>
-    </w:p>
-    <w:p>
-      <w:r>
-        <w:t xml:space="preserve">  }</w:t>
-      </w:r>
-    </w:p>
-    <w:p>
-      <w:r>
-        <w:t>}</w:t>
-      </w:r>
-    </w:p>
     <w:p>
       <w:r>
         <w:pict w14:anchorId="4B066870">
-          <v:rect id="_x0000_i1143" style="width:0;height:1.5pt" o:hralign="center" o:hrstd="t" o:hr="t" fillcolor="#a0a0a0" stroked="f"/>
+          <v:rect id="_x0000_i1041" style="width:0;height:1.5pt" o:hralign="center" o:hrstd="t" o:hr="t" fillcolor="#a0a0a0" stroked="f"/>
         </w:pict>
       </w:r>
     </w:p>
@@ -8296,6 +8336,7 @@
   <w:style w:type="character" w:default="1" w:styleId="DefaultParagraphFont">
     <w:name w:val="Default Paragraph Font"/>
     <w:uiPriority w:val="1"/>
+    <w:semiHidden/>
     <w:unhideWhenUsed/>
   </w:style>
   <w:style w:type="table" w:default="1" w:styleId="TableNormal">
